--- a/lessons/9-4/downloads/reveal/9.4-session-2-practice-form-b.docx
+++ b/lessons/9-4/downloads/reveal/9.4-session-2-practice-form-b.docx
@@ -15,7 +15,7 @@
         <w:rPr>
           <w:rFonts w:ascii="Avenir Next" w:hAnsi="Avenir Next" w:cs="Avenir Next" w:eastAsia="Avenir Next"/>
           <w:color w:val="1A1A1A"/>
-          <w:sz w:val="20"/>
+          <w:sz w:val="22"/>
           <w:szCs w:val="20"/>
         </w:rPr>
         <w:t xml:space="preserve">Name</w:t>
@@ -33,7 +33,7 @@
         <w:rPr>
           <w:rFonts w:ascii="Avenir Next" w:hAnsi="Avenir Next" w:cs="Avenir Next" w:eastAsia="Avenir Next"/>
           <w:color w:val="1A1A1A"/>
-          <w:sz w:val="20"/>
+          <w:sz w:val="22"/>
           <w:szCs w:val="20"/>
         </w:rPr>
         <w:t xml:space="preserve">   Date</w:t>
@@ -51,7 +51,7 @@
         <w:rPr>
           <w:rFonts w:ascii="Avenir Next" w:hAnsi="Avenir Next" w:cs="Avenir Next" w:eastAsia="Avenir Next"/>
           <w:color w:val="1A1A1A"/>
-          <w:sz w:val="20"/>
+          <w:sz w:val="22"/>
           <w:szCs w:val="20"/>
         </w:rPr>
         <w:t xml:space="preserve">   Period</w:t>
@@ -78,7 +78,7 @@
           <w:caps/>
           <w:color w:val="003A70"/>
           <w:spacing w:val="12"/>
-          <w:sz w:val="19"/>
+          <w:sz w:val="22"/>
           <w:szCs w:val="19"/>
         </w:rPr>
         <w:t xml:space="preserve">Lesson 9-4  ·  Session 2  ·  Practice  ·  Form B</w:t>
@@ -86,6 +86,7 @@
     </w:p>
     <w:p>
       <w:pPr>
+        <w:pStyle w:val="Heading1"/>
         <w:keepNext/>
         <w:spacing w:before="0" w:after="10" w:line="240" w:lineRule="auto"/>
       </w:pPr>
@@ -111,7 +112,7 @@
         <w:rPr>
           <w:rFonts w:ascii="Avenir Next" w:hAnsi="Avenir Next" w:cs="Avenir Next" w:eastAsia="Avenir Next"/>
           <w:color w:val="5A5F66"/>
-          <w:sz w:val="17"/>
+          <w:sz w:val="22"/>
           <w:szCs w:val="17"/>
         </w:rPr>
         <w:t xml:space="preserve">Learning target — I can work backward from a goal to find the input an equation needs.</w:t>
@@ -128,7 +129,7 @@
     </w:p>
     <w:p>
       <w:pPr>
-        <w:spacing w:before="0" w:after="0" w:line="60" w:lineRule="auto"/>
+        <w:spacing w:before="0" w:after="0" w:line="50" w:lineRule="exact"/>
       </w:pPr>
     </w:p>
     <w:tbl>
@@ -167,6 +168,7 @@
           </w:tcPr>
           <w:p>
             <w:pPr>
+              <w:pStyle w:val="Heading2"/>
               <w:spacing w:before="0" w:after="40" w:line="264" w:lineRule="auto"/>
             </w:pPr>
             <w:r>
@@ -194,35 +196,35 @@
                 <w:rFonts w:ascii="Avenir Next" w:hAnsi="Avenir Next" w:cs="Avenir Next" w:eastAsia="Avenir Next"/>
                 <w:b/>
                 <w:color w:val="003A70"/>
+                <w:sz w:val="22"/>
+                <w:szCs w:val="18"/>
+              </w:rPr>
+              <w:t xml:space="preserve">•</w:t>
+            </w:r>
+            <w:r>
+              <w:rPr>
+                <w:rFonts w:ascii="Avenir Next" w:hAnsi="Avenir Next" w:cs="Avenir Next" w:eastAsia="Avenir Next"/>
+                <w:color w:val="1A1A1A"/>
                 <w:sz w:val="18"/>
                 <w:szCs w:val="18"/>
               </w:rPr>
-              <w:t xml:space="preserve">•</w:t>
-            </w:r>
-            <w:r>
-              <w:rPr>
-                <w:rFonts w:ascii="Avenir Next" w:hAnsi="Avenir Next" w:cs="Avenir Next" w:eastAsia="Avenir Next"/>
-                <w:color w:val="1A1A1A"/>
-                <w:sz w:val="18"/>
+              <w:tab/>
+            </w:r>
+            <w:r>
+              <w:rPr>
+                <w:rFonts w:ascii="Avenir Next" w:hAnsi="Avenir Next" w:cs="Avenir Next" w:eastAsia="Avenir Next"/>
+                <w:b/>
+                <w:color w:val="1A1A1A"/>
+                <w:sz w:val="22"/>
                 <w:szCs w:val="18"/>
               </w:rPr>
-              <w:tab/>
-            </w:r>
-            <w:r>
-              <w:rPr>
-                <w:rFonts w:ascii="Avenir Next" w:hAnsi="Avenir Next" w:cs="Avenir Next" w:eastAsia="Avenir Next"/>
-                <w:b/>
-                <w:color w:val="1A1A1A"/>
-                <w:sz w:val="18"/>
-                <w:szCs w:val="18"/>
-              </w:rPr>
               <w:t xml:space="preserve">Work backward</w:t>
             </w:r>
             <w:r>
               <w:rPr>
                 <w:rFonts w:ascii="Avenir Next" w:hAnsi="Avenir Next" w:cs="Avenir Next" w:eastAsia="Avenir Next"/>
                 <w:color w:val="1A1A1A"/>
-                <w:sz w:val="18"/>
+                <w:sz w:val="22"/>
                 <w:szCs w:val="18"/>
               </w:rPr>
               <w:t xml:space="preserve">: put the goal in the equation, then undo the math.</w:t>
@@ -241,82 +243,82 @@
                 <w:rFonts w:ascii="Avenir Next" w:hAnsi="Avenir Next" w:cs="Avenir Next" w:eastAsia="Avenir Next"/>
                 <w:b/>
                 <w:color w:val="003A70"/>
+                <w:sz w:val="22"/>
+                <w:szCs w:val="18"/>
+              </w:rPr>
+              <w:t xml:space="preserve">•</w:t>
+            </w:r>
+            <w:r>
+              <w:rPr>
+                <w:rFonts w:ascii="Avenir Next" w:hAnsi="Avenir Next" w:cs="Avenir Next" w:eastAsia="Avenir Next"/>
+                <w:color w:val="1A1A1A"/>
                 <w:sz w:val="18"/>
                 <w:szCs w:val="18"/>
               </w:rPr>
-              <w:t xml:space="preserve">•</w:t>
-            </w:r>
-            <w:r>
-              <w:rPr>
-                <w:rFonts w:ascii="Avenir Next" w:hAnsi="Avenir Next" w:cs="Avenir Next" w:eastAsia="Avenir Next"/>
-                <w:color w:val="1A1A1A"/>
-                <w:sz w:val="18"/>
+              <w:tab/>
+            </w:r>
+            <w:r>
+              <w:rPr>
+                <w:rFonts w:ascii="Avenir Next" w:hAnsi="Avenir Next" w:cs="Avenir Next" w:eastAsia="Avenir Next"/>
+                <w:color w:val="1A1A1A"/>
+                <w:sz w:val="22"/>
                 <w:szCs w:val="18"/>
               </w:rPr>
-              <w:tab/>
-            </w:r>
-            <w:r>
-              <w:rPr>
-                <w:rFonts w:ascii="Avenir Next" w:hAnsi="Avenir Next" w:cs="Avenir Next" w:eastAsia="Avenir Next"/>
-                <w:color w:val="1A1A1A"/>
-                <w:sz w:val="18"/>
+              <w:t xml:space="preserve">With a fee, </w:t>
+            </w:r>
+            <w:r>
+              <w:rPr>
+                <w:rFonts w:ascii="Avenir Next" w:hAnsi="Avenir Next" w:cs="Avenir Next" w:eastAsia="Avenir Next"/>
+                <w:b/>
+                <w:color w:val="1A1A1A"/>
+                <w:sz w:val="22"/>
                 <w:szCs w:val="18"/>
               </w:rPr>
-              <w:t xml:space="preserve">With a fee, </w:t>
-            </w:r>
-            <w:r>
-              <w:rPr>
-                <w:rFonts w:ascii="Avenir Next" w:hAnsi="Avenir Next" w:cs="Avenir Next" w:eastAsia="Avenir Next"/>
-                <w:b/>
-                <w:color w:val="1A1A1A"/>
-                <w:sz w:val="18"/>
+              <w:t xml:space="preserve">subtract</w:t>
+            </w:r>
+            <w:r>
+              <w:rPr>
+                <w:rFonts w:ascii="Avenir Next" w:hAnsi="Avenir Next" w:cs="Avenir Next" w:eastAsia="Avenir Next"/>
+                <w:color w:val="1A1A1A"/>
+                <w:sz w:val="22"/>
                 <w:szCs w:val="18"/>
               </w:rPr>
-              <w:t xml:space="preserve">subtract</w:t>
-            </w:r>
-            <w:r>
-              <w:rPr>
-                <w:rFonts w:ascii="Avenir Next" w:hAnsi="Avenir Next" w:cs="Avenir Next" w:eastAsia="Avenir Next"/>
-                <w:color w:val="1A1A1A"/>
-                <w:sz w:val="18"/>
+              <w:t xml:space="preserve"> it first, then </w:t>
+            </w:r>
+            <w:r>
+              <w:rPr>
+                <w:rFonts w:ascii="Avenir Next" w:hAnsi="Avenir Next" w:cs="Avenir Next" w:eastAsia="Avenir Next"/>
+                <w:b/>
+                <w:color w:val="1A1A1A"/>
+                <w:sz w:val="22"/>
                 <w:szCs w:val="18"/>
               </w:rPr>
-              <w:t xml:space="preserve"> it first, then </w:t>
-            </w:r>
-            <w:r>
-              <w:rPr>
-                <w:rFonts w:ascii="Avenir Next" w:hAnsi="Avenir Next" w:cs="Avenir Next" w:eastAsia="Avenir Next"/>
-                <w:b/>
-                <w:color w:val="1A1A1A"/>
-                <w:sz w:val="18"/>
+              <w:t xml:space="preserve">divide</w:t>
+            </w:r>
+            <w:r>
+              <w:rPr>
+                <w:rFonts w:ascii="Avenir Next" w:hAnsi="Avenir Next" w:cs="Avenir Next" w:eastAsia="Avenir Next"/>
+                <w:color w:val="1A1A1A"/>
+                <w:sz w:val="22"/>
                 <w:szCs w:val="18"/>
               </w:rPr>
-              <w:t xml:space="preserve">divide</w:t>
-            </w:r>
-            <w:r>
-              <w:rPr>
-                <w:rFonts w:ascii="Avenir Next" w:hAnsi="Avenir Next" w:cs="Avenir Next" w:eastAsia="Avenir Next"/>
-                <w:color w:val="1A1A1A"/>
-                <w:sz w:val="18"/>
+              <w:t xml:space="preserve">: 20 = 4</w:t>
+            </w:r>
+            <w:r>
+              <w:rPr>
+                <w:rFonts w:ascii="Avenir Next" w:hAnsi="Avenir Next" w:cs="Avenir Next" w:eastAsia="Avenir Next"/>
+                <w:i/>
+                <w:color w:val="1A1A1A"/>
+                <w:sz w:val="22"/>
                 <w:szCs w:val="18"/>
               </w:rPr>
-              <w:t xml:space="preserve">: 20 = 4</w:t>
-            </w:r>
-            <w:r>
-              <w:rPr>
-                <w:rFonts w:ascii="Avenir Next" w:hAnsi="Avenir Next" w:cs="Avenir Next" w:eastAsia="Avenir Next"/>
-                <w:i/>
-                <w:color w:val="1A1A1A"/>
-                <w:sz w:val="18"/>
-                <w:szCs w:val="18"/>
-              </w:rPr>
               <w:t xml:space="preserve">n</w:t>
             </w:r>
             <w:r>
               <w:rPr>
                 <w:rFonts w:ascii="Avenir Next" w:hAnsi="Avenir Next" w:cs="Avenir Next" w:eastAsia="Avenir Next"/>
                 <w:color w:val="1A1A1A"/>
-                <w:sz w:val="18"/>
+                <w:sz w:val="22"/>
                 <w:szCs w:val="18"/>
               </w:rPr>
               <w:t xml:space="preserve"> + 8, so 20 − 8 = 12 and 12 ÷ 4 = 3.</w:t>
@@ -335,44 +337,44 @@
                 <w:rFonts w:ascii="Avenir Next" w:hAnsi="Avenir Next" w:cs="Avenir Next" w:eastAsia="Avenir Next"/>
                 <w:b/>
                 <w:color w:val="003A70"/>
+                <w:sz w:val="22"/>
+                <w:szCs w:val="18"/>
+              </w:rPr>
+              <w:t xml:space="preserve">•</w:t>
+            </w:r>
+            <w:r>
+              <w:rPr>
+                <w:rFonts w:ascii="Avenir Next" w:hAnsi="Avenir Next" w:cs="Avenir Next" w:eastAsia="Avenir Next"/>
+                <w:color w:val="1A1A1A"/>
                 <w:sz w:val="18"/>
                 <w:szCs w:val="18"/>
               </w:rPr>
-              <w:t xml:space="preserve">•</w:t>
-            </w:r>
-            <w:r>
-              <w:rPr>
-                <w:rFonts w:ascii="Avenir Next" w:hAnsi="Avenir Next" w:cs="Avenir Next" w:eastAsia="Avenir Next"/>
-                <w:color w:val="1A1A1A"/>
-                <w:sz w:val="18"/>
+              <w:tab/>
+            </w:r>
+            <w:r>
+              <w:rPr>
+                <w:rFonts w:ascii="Avenir Next" w:hAnsi="Avenir Next" w:cs="Avenir Next" w:eastAsia="Avenir Next"/>
+                <w:color w:val="1A1A1A"/>
+                <w:sz w:val="22"/>
                 <w:szCs w:val="18"/>
               </w:rPr>
-              <w:tab/>
-            </w:r>
-            <w:r>
-              <w:rPr>
-                <w:rFonts w:ascii="Avenir Next" w:hAnsi="Avenir Next" w:cs="Avenir Next" w:eastAsia="Avenir Next"/>
-                <w:color w:val="1A1A1A"/>
-                <w:sz w:val="18"/>
+              <w:t xml:space="preserve">If only whole items make sense, check whether you must </w:t>
+            </w:r>
+            <w:r>
+              <w:rPr>
+                <w:rFonts w:ascii="Avenir Next" w:hAnsi="Avenir Next" w:cs="Avenir Next" w:eastAsia="Avenir Next"/>
+                <w:b/>
+                <w:color w:val="1A1A1A"/>
+                <w:sz w:val="22"/>
                 <w:szCs w:val="18"/>
               </w:rPr>
-              <w:t xml:space="preserve">If only whole items make sense, check whether you must </w:t>
-            </w:r>
-            <w:r>
-              <w:rPr>
-                <w:rFonts w:ascii="Avenir Next" w:hAnsi="Avenir Next" w:cs="Avenir Next" w:eastAsia="Avenir Next"/>
-                <w:b/>
-                <w:color w:val="1A1A1A"/>
-                <w:sz w:val="18"/>
-                <w:szCs w:val="18"/>
-              </w:rPr>
               <w:t xml:space="preserve">round up</w:t>
             </w:r>
             <w:r>
               <w:rPr>
                 <w:rFonts w:ascii="Avenir Next" w:hAnsi="Avenir Next" w:cs="Avenir Next" w:eastAsia="Avenir Next"/>
                 <w:color w:val="1A1A1A"/>
-                <w:sz w:val="18"/>
+                <w:sz w:val="22"/>
                 <w:szCs w:val="18"/>
               </w:rPr>
               <w:t xml:space="preserve">.</w:t>
@@ -387,6 +389,7 @@
           </w:tcPr>
           <w:p>
             <w:pPr>
+              <w:pStyle w:val="Heading2"/>
               <w:spacing w:before="0" w:after="40" w:line="264" w:lineRule="auto"/>
             </w:pPr>
             <w:r>
@@ -409,7 +412,7 @@
               <w:rPr>
                 <w:rFonts w:ascii="Avenir Next" w:hAnsi="Avenir Next" w:cs="Avenir Next" w:eastAsia="Avenir Next"/>
                 <w:color w:val="1A1A1A"/>
-                <w:sz w:val="17"/>
+                <w:sz w:val="22"/>
                 <w:szCs w:val="17"/>
               </w:rPr>
               <w:t xml:space="preserve">Tickets cost $6. A club needs at least $100. How many tickets?</w:t>
@@ -428,44 +431,44 @@
                 <w:rFonts w:ascii="Avenir Next" w:hAnsi="Avenir Next" w:cs="Avenir Next" w:eastAsia="Avenir Next"/>
                 <w:b/>
                 <w:color w:val="003A70"/>
+                <w:sz w:val="22"/>
+                <w:szCs w:val="17"/>
+              </w:rPr>
+              <w:t xml:space="preserve">Step 1</w:t>
+            </w:r>
+            <w:r>
+              <w:rPr>
+                <w:rFonts w:ascii="Avenir Next" w:hAnsi="Avenir Next" w:cs="Avenir Next" w:eastAsia="Avenir Next"/>
+                <w:color w:val="1A1A1A"/>
                 <w:sz w:val="17"/>
                 <w:szCs w:val="17"/>
               </w:rPr>
-              <w:t xml:space="preserve">Step 1</w:t>
-            </w:r>
-            <w:r>
-              <w:rPr>
-                <w:rFonts w:ascii="Avenir Next" w:hAnsi="Avenir Next" w:cs="Avenir Next" w:eastAsia="Avenir Next"/>
-                <w:color w:val="1A1A1A"/>
-                <w:sz w:val="17"/>
+              <w:tab/>
+            </w:r>
+            <w:r>
+              <w:rPr>
+                <w:rFonts w:ascii="Avenir Next" w:hAnsi="Avenir Next" w:cs="Avenir Next" w:eastAsia="Avenir Next"/>
+                <w:color w:val="1A1A1A"/>
+                <w:sz w:val="22"/>
                 <w:szCs w:val="17"/>
               </w:rPr>
-              <w:tab/>
-            </w:r>
-            <w:r>
-              <w:rPr>
-                <w:rFonts w:ascii="Avenir Next" w:hAnsi="Avenir Next" w:cs="Avenir Next" w:eastAsia="Avenir Next"/>
-                <w:color w:val="1A1A1A"/>
-                <w:sz w:val="17"/>
+              <w:t xml:space="preserve">Put in the goal: 100 = 6</w:t>
+            </w:r>
+            <w:r>
+              <w:rPr>
+                <w:rFonts w:ascii="Avenir Next" w:hAnsi="Avenir Next" w:cs="Avenir Next" w:eastAsia="Avenir Next"/>
+                <w:i/>
+                <w:color w:val="1A1A1A"/>
+                <w:sz w:val="22"/>
                 <w:szCs w:val="17"/>
               </w:rPr>
-              <w:t xml:space="preserve">Put in the goal: 100 = 6</w:t>
-            </w:r>
-            <w:r>
-              <w:rPr>
-                <w:rFonts w:ascii="Avenir Next" w:hAnsi="Avenir Next" w:cs="Avenir Next" w:eastAsia="Avenir Next"/>
-                <w:i/>
-                <w:color w:val="1A1A1A"/>
-                <w:sz w:val="17"/>
-                <w:szCs w:val="17"/>
-              </w:rPr>
               <w:t xml:space="preserve">n</w:t>
             </w:r>
             <w:r>
               <w:rPr>
                 <w:rFonts w:ascii="Avenir Next" w:hAnsi="Avenir Next" w:cs="Avenir Next" w:eastAsia="Avenir Next"/>
                 <w:color w:val="1A1A1A"/>
-                <w:sz w:val="17"/>
+                <w:sz w:val="22"/>
                 <w:szCs w:val="17"/>
               </w:rPr>
               <w:t xml:space="preserve">.</w:t>
@@ -484,25 +487,25 @@
                 <w:rFonts w:ascii="Avenir Next" w:hAnsi="Avenir Next" w:cs="Avenir Next" w:eastAsia="Avenir Next"/>
                 <w:b/>
                 <w:color w:val="003A70"/>
+                <w:sz w:val="22"/>
+                <w:szCs w:val="17"/>
+              </w:rPr>
+              <w:t xml:space="preserve">Step 2</w:t>
+            </w:r>
+            <w:r>
+              <w:rPr>
+                <w:rFonts w:ascii="Avenir Next" w:hAnsi="Avenir Next" w:cs="Avenir Next" w:eastAsia="Avenir Next"/>
+                <w:color w:val="1A1A1A"/>
                 <w:sz w:val="17"/>
                 <w:szCs w:val="17"/>
               </w:rPr>
-              <w:t xml:space="preserve">Step 2</w:t>
-            </w:r>
-            <w:r>
-              <w:rPr>
-                <w:rFonts w:ascii="Avenir Next" w:hAnsi="Avenir Next" w:cs="Avenir Next" w:eastAsia="Avenir Next"/>
-                <w:color w:val="1A1A1A"/>
-                <w:sz w:val="17"/>
-                <w:szCs w:val="17"/>
-              </w:rPr>
               <w:tab/>
             </w:r>
             <w:r>
               <w:rPr>
                 <w:rFonts w:ascii="Avenir Next" w:hAnsi="Avenir Next" w:cs="Avenir Next" w:eastAsia="Avenir Next"/>
                 <w:color w:val="1A1A1A"/>
-                <w:sz w:val="17"/>
+                <w:sz w:val="22"/>
                 <w:szCs w:val="17"/>
               </w:rPr>
               <w:t xml:space="preserve">Divide: 100 ÷ 6 ≈ 16.7.</w:t>
@@ -521,25 +524,25 @@
                 <w:rFonts w:ascii="Avenir Next" w:hAnsi="Avenir Next" w:cs="Avenir Next" w:eastAsia="Avenir Next"/>
                 <w:b/>
                 <w:color w:val="003A70"/>
+                <w:sz w:val="22"/>
+                <w:szCs w:val="17"/>
+              </w:rPr>
+              <w:t xml:space="preserve">Step 3</w:t>
+            </w:r>
+            <w:r>
+              <w:rPr>
+                <w:rFonts w:ascii="Avenir Next" w:hAnsi="Avenir Next" w:cs="Avenir Next" w:eastAsia="Avenir Next"/>
+                <w:color w:val="1A1A1A"/>
                 <w:sz w:val="17"/>
                 <w:szCs w:val="17"/>
               </w:rPr>
-              <w:t xml:space="preserve">Step 3</w:t>
-            </w:r>
-            <w:r>
-              <w:rPr>
-                <w:rFonts w:ascii="Avenir Next" w:hAnsi="Avenir Next" w:cs="Avenir Next" w:eastAsia="Avenir Next"/>
-                <w:color w:val="1A1A1A"/>
-                <w:sz w:val="17"/>
-                <w:szCs w:val="17"/>
-              </w:rPr>
               <w:tab/>
             </w:r>
             <w:r>
               <w:rPr>
                 <w:rFonts w:ascii="Avenir Next" w:hAnsi="Avenir Next" w:cs="Avenir Next" w:eastAsia="Avenir Next"/>
                 <w:color w:val="1A1A1A"/>
-                <w:sz w:val="17"/>
+                <w:sz w:val="22"/>
                 <w:szCs w:val="17"/>
               </w:rPr>
               <w:t xml:space="preserve">16 × 6 = $96 is too low; 17 × 6 = $102 is enough.</w:t>
@@ -558,18 +561,18 @@
                 <w:rFonts w:ascii="Avenir Next" w:hAnsi="Avenir Next" w:cs="Avenir Next" w:eastAsia="Avenir Next"/>
                 <w:b/>
                 <w:color w:val="1A1A1A"/>
+                <w:sz w:val="22"/>
+                <w:szCs w:val="17"/>
+              </w:rPr>
+              <w:t xml:space="preserve">Answer</w:t>
+            </w:r>
+            <w:r>
+              <w:rPr>
+                <w:rFonts w:ascii="Avenir Next" w:hAnsi="Avenir Next" w:cs="Avenir Next" w:eastAsia="Avenir Next"/>
+                <w:color w:val="1A1A1A"/>
                 <w:sz w:val="17"/>
                 <w:szCs w:val="17"/>
               </w:rPr>
-              <w:t xml:space="preserve">Answer</w:t>
-            </w:r>
-            <w:r>
-              <w:rPr>
-                <w:rFonts w:ascii="Avenir Next" w:hAnsi="Avenir Next" w:cs="Avenir Next" w:eastAsia="Avenir Next"/>
-                <w:color w:val="1A1A1A"/>
-                <w:sz w:val="17"/>
-                <w:szCs w:val="17"/>
-              </w:rPr>
               <w:tab/>
             </w:r>
             <w:r>
@@ -577,7 +580,7 @@
                 <w:rFonts w:ascii="Avenir Next" w:hAnsi="Avenir Next" w:cs="Avenir Next" w:eastAsia="Avenir Next"/>
                 <w:b/>
                 <w:color w:val="1A1A1A"/>
-                <w:sz w:val="17"/>
+                <w:sz w:val="22"/>
                 <w:szCs w:val="17"/>
               </w:rPr>
               <w:t xml:space="preserve">17 tickets</w:t>
@@ -606,7 +609,7 @@
           <w:rFonts w:ascii="Avenir Next" w:hAnsi="Avenir Next" w:cs="Avenir Next" w:eastAsia="Avenir Next"/>
           <w:b/>
           <w:color w:val="1A1A1A"/>
-          <w:sz w:val="17"/>
+          <w:sz w:val="22"/>
           <w:szCs w:val="17"/>
         </w:rPr>
         <w:t xml:space="preserve">work backward</w:t>
@@ -616,7 +619,7 @@
           <w:rFonts w:ascii="Avenir Next" w:hAnsi="Avenir Next" w:cs="Avenir Next" w:eastAsia="Avenir Next"/>
           <w:i/>
           <w:color w:val="5A5F66"/>
-          <w:sz w:val="17"/>
+          <w:sz w:val="22"/>
           <w:szCs w:val="17"/>
         </w:rPr>
         <w:t xml:space="preserve"> (trabajar hacia atrás)</w:t>
@@ -625,7 +628,7 @@
         <w:rPr>
           <w:rFonts w:ascii="Avenir Next" w:hAnsi="Avenir Next" w:cs="Avenir Next" w:eastAsia="Avenir Next"/>
           <w:color w:val="5A5F66"/>
-          <w:sz w:val="17"/>
+          <w:sz w:val="22"/>
           <w:szCs w:val="17"/>
         </w:rPr>
         <w:t xml:space="preserve">   ·   </w:t>
@@ -635,7 +638,7 @@
           <w:rFonts w:ascii="Avenir Next" w:hAnsi="Avenir Next" w:cs="Avenir Next" w:eastAsia="Avenir Next"/>
           <w:b/>
           <w:color w:val="1A1A1A"/>
-          <w:sz w:val="17"/>
+          <w:sz w:val="22"/>
           <w:szCs w:val="17"/>
         </w:rPr>
         <w:t xml:space="preserve">inverse operation</w:t>
@@ -645,7 +648,7 @@
           <w:rFonts w:ascii="Avenir Next" w:hAnsi="Avenir Next" w:cs="Avenir Next" w:eastAsia="Avenir Next"/>
           <w:i/>
           <w:color w:val="5A5F66"/>
-          <w:sz w:val="17"/>
+          <w:sz w:val="22"/>
           <w:szCs w:val="17"/>
         </w:rPr>
         <w:t xml:space="preserve"> (operación inversa)</w:t>
@@ -654,7 +657,7 @@
         <w:rPr>
           <w:rFonts w:ascii="Avenir Next" w:hAnsi="Avenir Next" w:cs="Avenir Next" w:eastAsia="Avenir Next"/>
           <w:color w:val="5A5F66"/>
-          <w:sz w:val="17"/>
+          <w:sz w:val="22"/>
           <w:szCs w:val="17"/>
         </w:rPr>
         <w:t xml:space="preserve">   ·   </w:t>
@@ -664,7 +667,7 @@
           <w:rFonts w:ascii="Avenir Next" w:hAnsi="Avenir Next" w:cs="Avenir Next" w:eastAsia="Avenir Next"/>
           <w:b/>
           <w:color w:val="1A1A1A"/>
-          <w:sz w:val="17"/>
+          <w:sz w:val="22"/>
           <w:szCs w:val="17"/>
         </w:rPr>
         <w:t xml:space="preserve">goal</w:t>
@@ -674,7 +677,7 @@
           <w:rFonts w:ascii="Avenir Next" w:hAnsi="Avenir Next" w:cs="Avenir Next" w:eastAsia="Avenir Next"/>
           <w:i/>
           <w:color w:val="5A5F66"/>
-          <w:sz w:val="17"/>
+          <w:sz w:val="22"/>
           <w:szCs w:val="17"/>
         </w:rPr>
         <w:t xml:space="preserve"> (meta)</w:t>
@@ -682,6 +685,7 @@
     </w:p>
     <w:p>
       <w:pPr>
+        <w:pStyle w:val="Heading2"/>
         <w:keepNext/>
         <w:pBdr>
           <w:bottom w:val="single" w:sz="8" w:space="3" w:color="003A70"/>
@@ -697,7 +701,7 @@
           <w:b/>
           <w:color w:val="003A70"/>
           <w:spacing w:val="14"/>
-          <w:sz w:val="19"/>
+          <w:sz w:val="22"/>
           <w:szCs w:val="19"/>
         </w:rPr>
         <w:t xml:space="preserve">PRACTICE</w:t>
@@ -716,7 +720,7 @@
           <w:rFonts w:ascii="Avenir Next" w:hAnsi="Avenir Next" w:cs="Avenir Next" w:eastAsia="Avenir Next"/>
           <w:i/>
           <w:color w:val="5A5F66"/>
-          <w:sz w:val="17"/>
+          <w:sz w:val="22"/>
           <w:szCs w:val="17"/>
         </w:rPr>
         <w:t xml:space="preserve">show your work · label units</w:t>
@@ -724,7 +728,7 @@
     </w:p>
     <w:p>
       <w:pPr>
-        <w:spacing w:before="0" w:after="0" w:line="20" w:lineRule="exact"/>
+        <w:spacing w:before="0" w:after="0" w:line="50" w:lineRule="exact"/>
       </w:pPr>
     </w:p>
     <w:tbl>
@@ -774,25 +778,25 @@
                 <w:rFonts w:ascii="Avenir Next" w:hAnsi="Avenir Next" w:cs="Avenir Next" w:eastAsia="Avenir Next"/>
                 <w:b/>
                 <w:color w:val="1A1A1A"/>
+                <w:sz w:val="22"/>
+                <w:szCs w:val="20"/>
+              </w:rPr>
+              <w:t xml:space="preserve">1.</w:t>
+            </w:r>
+            <w:r>
+              <w:rPr>
+                <w:rFonts w:ascii="Avenir Next" w:hAnsi="Avenir Next" w:cs="Avenir Next" w:eastAsia="Avenir Next"/>
+                <w:color w:val="1A1A1A"/>
                 <w:sz w:val="20"/>
                 <w:szCs w:val="20"/>
               </w:rPr>
-              <w:t xml:space="preserve">1.</w:t>
-            </w:r>
-            <w:r>
-              <w:rPr>
-                <w:rFonts w:ascii="Avenir Next" w:hAnsi="Avenir Next" w:cs="Avenir Next" w:eastAsia="Avenir Next"/>
-                <w:color w:val="1A1A1A"/>
-                <w:sz w:val="20"/>
-                <w:szCs w:val="20"/>
-              </w:rPr>
               <w:tab/>
             </w:r>
             <w:r>
               <w:rPr>
                 <w:rFonts w:ascii="Avenir Next" w:hAnsi="Avenir Next" w:cs="Avenir Next" w:eastAsia="Avenir Next"/>
                 <w:color w:val="1A1A1A"/>
-                <w:sz w:val="20"/>
+                <w:sz w:val="22"/>
                 <w:szCs w:val="20"/>
               </w:rPr>
               <w:t xml:space="preserve">Solve for </w:t>
@@ -802,7 +806,7 @@
                 <w:rFonts w:ascii="Avenir Next" w:hAnsi="Avenir Next" w:cs="Avenir Next" w:eastAsia="Avenir Next"/>
                 <w:i/>
                 <w:color w:val="1A1A1A"/>
-                <w:sz w:val="20"/>
+                <w:sz w:val="22"/>
                 <w:szCs w:val="20"/>
               </w:rPr>
               <w:t xml:space="preserve">x</w:t>
@@ -811,7 +815,7 @@
               <w:rPr>
                 <w:rFonts w:ascii="Avenir Next" w:hAnsi="Avenir Next" w:cs="Avenir Next" w:eastAsia="Avenir Next"/>
                 <w:color w:val="1A1A1A"/>
-                <w:sz w:val="20"/>
+                <w:sz w:val="22"/>
                 <w:szCs w:val="20"/>
               </w:rPr>
               <w:t xml:space="preserve">.</w:t>
@@ -866,7 +870,7 @@
                       <w:rFonts w:ascii="Avenir Next" w:hAnsi="Avenir Next" w:cs="Avenir Next" w:eastAsia="Avenir Next"/>
                       <w:b/>
                       <w:color w:val="003A70"/>
-                      <w:sz w:val="20"/>
+                      <w:sz w:val="22"/>
                       <w:szCs w:val="20"/>
                     </w:rPr>
                     <w:t xml:space="preserve">a.</w:t>
@@ -884,7 +888,7 @@
                     <w:rPr>
                       <w:rFonts w:ascii="Avenir Next" w:hAnsi="Avenir Next" w:cs="Avenir Next" w:eastAsia="Avenir Next"/>
                       <w:color w:val="1A1A1A"/>
-                      <w:sz w:val="20"/>
+                      <w:sz w:val="22"/>
                       <w:szCs w:val="20"/>
                     </w:rPr>
                     <w:t xml:space="preserve">8</w:t>
@@ -894,7 +898,7 @@
                       <w:rFonts w:ascii="Avenir Next" w:hAnsi="Avenir Next" w:cs="Avenir Next" w:eastAsia="Avenir Next"/>
                       <w:i/>
                       <w:color w:val="1A1A1A"/>
-                      <w:sz w:val="20"/>
+                      <w:sz w:val="22"/>
                       <w:szCs w:val="20"/>
                     </w:rPr>
                     <w:t xml:space="preserve">x</w:t>
@@ -903,7 +907,7 @@
                     <w:rPr>
                       <w:rFonts w:ascii="Avenir Next" w:hAnsi="Avenir Next" w:cs="Avenir Next" w:eastAsia="Avenir Next"/>
                       <w:color w:val="1A1A1A"/>
-                      <w:sz w:val="20"/>
+                      <w:sz w:val="22"/>
                       <w:szCs w:val="20"/>
                     </w:rPr>
                     <w:t xml:space="preserve"> = 96</w:t>
@@ -947,7 +951,7 @@
                       <w:rFonts w:ascii="Avenir Next" w:hAnsi="Avenir Next" w:cs="Avenir Next" w:eastAsia="Avenir Next"/>
                       <w:b/>
                       <w:color w:val="003A70"/>
-                      <w:sz w:val="20"/>
+                      <w:sz w:val="22"/>
                       <w:szCs w:val="20"/>
                     </w:rPr>
                     <w:t xml:space="preserve">b.</w:t>
@@ -965,7 +969,7 @@
                     <w:rPr>
                       <w:rFonts w:ascii="Avenir Next" w:hAnsi="Avenir Next" w:cs="Avenir Next" w:eastAsia="Avenir Next"/>
                       <w:color w:val="1A1A1A"/>
-                      <w:sz w:val="20"/>
+                      <w:sz w:val="22"/>
                       <w:szCs w:val="20"/>
                     </w:rPr>
                     <w:t xml:space="preserve">7</w:t>
@@ -975,7 +979,7 @@
                       <w:rFonts w:ascii="Avenir Next" w:hAnsi="Avenir Next" w:cs="Avenir Next" w:eastAsia="Avenir Next"/>
                       <w:i/>
                       <w:color w:val="1A1A1A"/>
-                      <w:sz w:val="20"/>
+                      <w:sz w:val="22"/>
                       <w:szCs w:val="20"/>
                     </w:rPr>
                     <w:t xml:space="preserve">x</w:t>
@@ -984,7 +988,7 @@
                     <w:rPr>
                       <w:rFonts w:ascii="Avenir Next" w:hAnsi="Avenir Next" w:cs="Avenir Next" w:eastAsia="Avenir Next"/>
                       <w:color w:val="1A1A1A"/>
-                      <w:sz w:val="20"/>
+                      <w:sz w:val="22"/>
                       <w:szCs w:val="20"/>
                     </w:rPr>
                     <w:t xml:space="preserve"> = 119</w:t>
@@ -1034,7 +1038,7 @@
                       <w:rFonts w:ascii="Avenir Next" w:hAnsi="Avenir Next" w:cs="Avenir Next" w:eastAsia="Avenir Next"/>
                       <w:b/>
                       <w:color w:val="003A70"/>
-                      <w:sz w:val="20"/>
+                      <w:sz w:val="22"/>
                       <w:szCs w:val="20"/>
                     </w:rPr>
                     <w:t xml:space="preserve">c.</w:t>
@@ -1052,7 +1056,7 @@
                     <w:rPr>
                       <w:rFonts w:ascii="Avenir Next" w:hAnsi="Avenir Next" w:cs="Avenir Next" w:eastAsia="Avenir Next"/>
                       <w:color w:val="1A1A1A"/>
-                      <w:sz w:val="20"/>
+                      <w:sz w:val="22"/>
                       <w:szCs w:val="20"/>
                     </w:rPr>
                     <w:t xml:space="preserve">3</w:t>
@@ -1062,7 +1066,7 @@
                       <w:rFonts w:ascii="Avenir Next" w:hAnsi="Avenir Next" w:cs="Avenir Next" w:eastAsia="Avenir Next"/>
                       <w:i/>
                       <w:color w:val="1A1A1A"/>
-                      <w:sz w:val="20"/>
+                      <w:sz w:val="22"/>
                       <w:szCs w:val="20"/>
                     </w:rPr>
                     <w:t xml:space="preserve">x</w:t>
@@ -1071,7 +1075,7 @@
                     <w:rPr>
                       <w:rFonts w:ascii="Avenir Next" w:hAnsi="Avenir Next" w:cs="Avenir Next" w:eastAsia="Avenir Next"/>
                       <w:color w:val="1A1A1A"/>
-                      <w:sz w:val="20"/>
+                      <w:sz w:val="22"/>
                       <w:szCs w:val="20"/>
                     </w:rPr>
                     <w:t xml:space="preserve"> + 6 = 45</w:t>
@@ -1115,7 +1119,7 @@
                       <w:rFonts w:ascii="Avenir Next" w:hAnsi="Avenir Next" w:cs="Avenir Next" w:eastAsia="Avenir Next"/>
                       <w:b/>
                       <w:color w:val="003A70"/>
-                      <w:sz w:val="20"/>
+                      <w:sz w:val="22"/>
                       <w:szCs w:val="20"/>
                     </w:rPr>
                     <w:t xml:space="preserve">d.</w:t>
@@ -1133,7 +1137,7 @@
                     <w:rPr>
                       <w:rFonts w:ascii="Avenir Next" w:hAnsi="Avenir Next" w:cs="Avenir Next" w:eastAsia="Avenir Next"/>
                       <w:color w:val="1A1A1A"/>
-                      <w:sz w:val="20"/>
+                      <w:sz w:val="22"/>
                       <w:szCs w:val="20"/>
                     </w:rPr>
                     <w:t xml:space="preserve">6</w:t>
@@ -1143,7 +1147,7 @@
                       <w:rFonts w:ascii="Avenir Next" w:hAnsi="Avenir Next" w:cs="Avenir Next" w:eastAsia="Avenir Next"/>
                       <w:i/>
                       <w:color w:val="1A1A1A"/>
-                      <w:sz w:val="20"/>
+                      <w:sz w:val="22"/>
                       <w:szCs w:val="20"/>
                     </w:rPr>
                     <w:t xml:space="preserve">x</w:t>
@@ -1152,7 +1156,7 @@
                     <w:rPr>
                       <w:rFonts w:ascii="Avenir Next" w:hAnsi="Avenir Next" w:cs="Avenir Next" w:eastAsia="Avenir Next"/>
                       <w:color w:val="1A1A1A"/>
-                      <w:sz w:val="20"/>
+                      <w:sz w:val="22"/>
                       <w:szCs w:val="20"/>
                     </w:rPr>
                     <w:t xml:space="preserve"> + 20 = 110</w:t>
@@ -1182,7 +1186,7 @@
           </w:tbl>
           <w:p>
             <w:pPr>
-              <w:spacing w:before="0" w:after="0" w:line="24" w:lineRule="auto"/>
+              <w:spacing w:before="0" w:after="0" w:line="50" w:lineRule="exact"/>
             </w:pPr>
           </w:p>
         </w:tc>
@@ -1190,12 +1194,12 @@
     </w:tbl>
     <w:p>
       <w:pPr>
-        <w:spacing w:before="0" w:after="0" w:line="20" w:lineRule="exact"/>
+        <w:spacing w:before="0" w:after="0" w:line="50" w:lineRule="exact"/>
       </w:pPr>
     </w:p>
     <w:p>
       <w:pPr>
-        <w:spacing w:before="0" w:after="0" w:line="20" w:lineRule="exact"/>
+        <w:spacing w:before="0" w:after="0" w:line="50" w:lineRule="exact"/>
       </w:pPr>
     </w:p>
     <w:tbl>
@@ -1245,18 +1249,18 @@
                 <w:rFonts w:ascii="Avenir Next" w:hAnsi="Avenir Next" w:cs="Avenir Next" w:eastAsia="Avenir Next"/>
                 <w:b/>
                 <w:color w:val="1A1A1A"/>
+                <w:sz w:val="22"/>
+                <w:szCs w:val="20"/>
+              </w:rPr>
+              <w:t xml:space="preserve">2.</w:t>
+            </w:r>
+            <w:r>
+              <w:rPr>
+                <w:rFonts w:ascii="Avenir Next" w:hAnsi="Avenir Next" w:cs="Avenir Next" w:eastAsia="Avenir Next"/>
+                <w:color w:val="1A1A1A"/>
                 <w:sz w:val="20"/>
                 <w:szCs w:val="20"/>
               </w:rPr>
-              <w:t xml:space="preserve">2.</w:t>
-            </w:r>
-            <w:r>
-              <w:rPr>
-                <w:rFonts w:ascii="Avenir Next" w:hAnsi="Avenir Next" w:cs="Avenir Next" w:eastAsia="Avenir Next"/>
-                <w:color w:val="1A1A1A"/>
-                <w:sz w:val="20"/>
-                <w:szCs w:val="20"/>
-              </w:rPr>
               <w:tab/>
             </w:r>
             <w:r>
@@ -1264,7 +1268,7 @@
                 <w:rFonts w:ascii="Avenir Next" w:hAnsi="Avenir Next" w:cs="Avenir Next" w:eastAsia="Avenir Next"/>
                 <w:b/>
                 <w:color w:val="1A1A1A"/>
-                <w:sz w:val="20"/>
+                <w:sz w:val="22"/>
                 <w:szCs w:val="20"/>
               </w:rPr>
               <w:t xml:space="preserve">Candle Sale.  </w:t>
@@ -1273,7 +1277,7 @@
               <w:rPr>
                 <w:rFonts w:ascii="Avenir Next" w:hAnsi="Avenir Next" w:cs="Avenir Next" w:eastAsia="Avenir Next"/>
                 <w:color w:val="1A1A1A"/>
-                <w:sz w:val="20"/>
+                <w:sz w:val="22"/>
                 <w:szCs w:val="20"/>
               </w:rPr>
               <w:t xml:space="preserve">A club sells candles for $9 each. It needs to raise $540.</w:t>
@@ -1293,25 +1297,25 @@
                 <w:rFonts w:ascii="Avenir Next" w:hAnsi="Avenir Next" w:cs="Avenir Next" w:eastAsia="Avenir Next"/>
                 <w:b/>
                 <w:color w:val="003A70"/>
+                <w:sz w:val="22"/>
+                <w:szCs w:val="20"/>
+              </w:rPr>
+              <w:t xml:space="preserve">a.</w:t>
+            </w:r>
+            <w:r>
+              <w:rPr>
+                <w:rFonts w:ascii="Avenir Next" w:hAnsi="Avenir Next" w:cs="Avenir Next" w:eastAsia="Avenir Next"/>
+                <w:color w:val="1A1A1A"/>
                 <w:sz w:val="20"/>
                 <w:szCs w:val="20"/>
               </w:rPr>
-              <w:t xml:space="preserve">a.</w:t>
-            </w:r>
-            <w:r>
-              <w:rPr>
-                <w:rFonts w:ascii="Avenir Next" w:hAnsi="Avenir Next" w:cs="Avenir Next" w:eastAsia="Avenir Next"/>
-                <w:color w:val="1A1A1A"/>
-                <w:sz w:val="20"/>
-                <w:szCs w:val="20"/>
-              </w:rPr>
               <w:tab/>
             </w:r>
             <w:r>
               <w:rPr>
                 <w:rFonts w:ascii="Avenir Next" w:hAnsi="Avenir Next" w:cs="Avenir Next" w:eastAsia="Avenir Next"/>
                 <w:color w:val="1A1A1A"/>
-                <w:sz w:val="20"/>
+                <w:sz w:val="22"/>
                 <w:szCs w:val="20"/>
               </w:rPr>
               <w:t xml:space="preserve">Write an equation for the money </w:t>
@@ -1321,7 +1325,7 @@
                 <w:rFonts w:ascii="Avenir Next" w:hAnsi="Avenir Next" w:cs="Avenir Next" w:eastAsia="Avenir Next"/>
                 <w:i/>
                 <w:color w:val="1A1A1A"/>
-                <w:sz w:val="20"/>
+                <w:sz w:val="22"/>
                 <w:szCs w:val="20"/>
               </w:rPr>
               <w:t xml:space="preserve">m</w:t>
@@ -1330,7 +1334,7 @@
               <w:rPr>
                 <w:rFonts w:ascii="Avenir Next" w:hAnsi="Avenir Next" w:cs="Avenir Next" w:eastAsia="Avenir Next"/>
                 <w:color w:val="1A1A1A"/>
-                <w:sz w:val="20"/>
+                <w:sz w:val="22"/>
                 <w:szCs w:val="20"/>
               </w:rPr>
               <w:t xml:space="preserve"> from </w:t>
@@ -1340,7 +1344,7 @@
                 <w:rFonts w:ascii="Avenir Next" w:hAnsi="Avenir Next" w:cs="Avenir Next" w:eastAsia="Avenir Next"/>
                 <w:i/>
                 <w:color w:val="1A1A1A"/>
-                <w:sz w:val="20"/>
+                <w:sz w:val="22"/>
                 <w:szCs w:val="20"/>
               </w:rPr>
               <w:t xml:space="preserve">p</w:t>
@@ -1349,7 +1353,7 @@
               <w:rPr>
                 <w:rFonts w:ascii="Avenir Next" w:hAnsi="Avenir Next" w:cs="Avenir Next" w:eastAsia="Avenir Next"/>
                 <w:color w:val="1A1A1A"/>
-                <w:sz w:val="20"/>
+                <w:sz w:val="22"/>
                 <w:szCs w:val="20"/>
               </w:rPr>
               <w:t xml:space="preserve"> candles.</w:t>
@@ -1388,10 +1392,28 @@
                 <w:rFonts w:ascii="Avenir Next" w:hAnsi="Avenir Next" w:cs="Avenir Next" w:eastAsia="Avenir Next"/>
                 <w:b/>
                 <w:color w:val="003A70"/>
+                <w:sz w:val="22"/>
+                <w:szCs w:val="20"/>
+              </w:rPr>
+              <w:t xml:space="preserve">b.</w:t>
+            </w:r>
+            <w:r>
+              <w:rPr>
+                <w:rFonts w:ascii="Avenir Next" w:hAnsi="Avenir Next" w:cs="Avenir Next" w:eastAsia="Avenir Next"/>
+                <w:color w:val="1A1A1A"/>
                 <w:sz w:val="20"/>
                 <w:szCs w:val="20"/>
               </w:rPr>
-              <w:t xml:space="preserve">b.</w:t>
+              <w:tab/>
+            </w:r>
+            <w:r>
+              <w:rPr>
+                <w:rFonts w:ascii="Avenir Next" w:hAnsi="Avenir Next" w:cs="Avenir Next" w:eastAsia="Avenir Next"/>
+                <w:color w:val="1A1A1A"/>
+                <w:sz w:val="22"/>
+                <w:szCs w:val="20"/>
+              </w:rPr>
+              <w:t xml:space="preserve">Put in the goal and work backward.</w:t>
             </w:r>
             <w:r>
               <w:rPr>
@@ -1400,7 +1422,7 @@
                 <w:sz w:val="20"/>
                 <w:szCs w:val="20"/>
               </w:rPr>
-              <w:tab/>
+              <w:t xml:space="preserve">  </w:t>
             </w:r>
             <w:r>
               <w:rPr>
@@ -1408,24 +1430,6 @@
                 <w:color w:val="1A1A1A"/>
                 <w:sz w:val="20"/>
                 <w:szCs w:val="20"/>
-              </w:rPr>
-              <w:t xml:space="preserve">Put in the goal and work backward.</w:t>
-            </w:r>
-            <w:r>
-              <w:rPr>
-                <w:rFonts w:ascii="Avenir Next" w:hAnsi="Avenir Next" w:cs="Avenir Next" w:eastAsia="Avenir Next"/>
-                <w:color w:val="1A1A1A"/>
-                <w:sz w:val="20"/>
-                <w:szCs w:val="20"/>
-              </w:rPr>
-              <w:t xml:space="preserve">  </w:t>
-            </w:r>
-            <w:r>
-              <w:rPr>
-                <w:rFonts w:ascii="Avenir Next" w:hAnsi="Avenir Next" w:cs="Avenir Next" w:eastAsia="Avenir Next"/>
-                <w:color w:val="1A1A1A"/>
-                <w:sz w:val="20"/>
-                <w:szCs w:val="20"/>
                 <w:u w:val="single"/>
               </w:rPr>
               <w:t xml:space="preserve">                </w:t>
@@ -1434,7 +1438,7 @@
               <w:rPr>
                 <w:rFonts w:ascii="Avenir Next" w:hAnsi="Avenir Next" w:cs="Avenir Next" w:eastAsia="Avenir Next"/>
                 <w:color w:val="1A1A1A"/>
-                <w:sz w:val="20"/>
+                <w:sz w:val="22"/>
                 <w:szCs w:val="20"/>
               </w:rPr>
               <w:t xml:space="preserve"> candles</w:t>
@@ -1454,10 +1458,28 @@
                 <w:rFonts w:ascii="Avenir Next" w:hAnsi="Avenir Next" w:cs="Avenir Next" w:eastAsia="Avenir Next"/>
                 <w:b/>
                 <w:color w:val="003A70"/>
+                <w:sz w:val="22"/>
+                <w:szCs w:val="20"/>
+              </w:rPr>
+              <w:t xml:space="preserve">c.</w:t>
+            </w:r>
+            <w:r>
+              <w:rPr>
+                <w:rFonts w:ascii="Avenir Next" w:hAnsi="Avenir Next" w:cs="Avenir Next" w:eastAsia="Avenir Next"/>
+                <w:color w:val="1A1A1A"/>
                 <w:sz w:val="20"/>
                 <w:szCs w:val="20"/>
               </w:rPr>
-              <w:t xml:space="preserve">c.</w:t>
+              <w:tab/>
+            </w:r>
+            <w:r>
+              <w:rPr>
+                <w:rFonts w:ascii="Avenir Next" w:hAnsi="Avenir Next" w:cs="Avenir Next" w:eastAsia="Avenir Next"/>
+                <w:color w:val="1A1A1A"/>
+                <w:sz w:val="22"/>
+                <w:szCs w:val="20"/>
+              </w:rPr>
+              <w:t xml:space="preserve">If the club sells only 45 candles, what price must it charge?</w:t>
             </w:r>
             <w:r>
               <w:rPr>
@@ -1466,7 +1488,7 @@
                 <w:sz w:val="20"/>
                 <w:szCs w:val="20"/>
               </w:rPr>
-              <w:tab/>
+              <w:t xml:space="preserve">  </w:t>
             </w:r>
             <w:r>
               <w:rPr>
@@ -1474,24 +1496,6 @@
                 <w:color w:val="1A1A1A"/>
                 <w:sz w:val="20"/>
                 <w:szCs w:val="20"/>
-              </w:rPr>
-              <w:t xml:space="preserve">If the club sells only 45 candles, what price must it charge?</w:t>
-            </w:r>
-            <w:r>
-              <w:rPr>
-                <w:rFonts w:ascii="Avenir Next" w:hAnsi="Avenir Next" w:cs="Avenir Next" w:eastAsia="Avenir Next"/>
-                <w:color w:val="1A1A1A"/>
-                <w:sz w:val="20"/>
-                <w:szCs w:val="20"/>
-              </w:rPr>
-              <w:t xml:space="preserve">  </w:t>
-            </w:r>
-            <w:r>
-              <w:rPr>
-                <w:rFonts w:ascii="Avenir Next" w:hAnsi="Avenir Next" w:cs="Avenir Next" w:eastAsia="Avenir Next"/>
-                <w:color w:val="1A1A1A"/>
-                <w:sz w:val="20"/>
-                <w:szCs w:val="20"/>
                 <w:u w:val="single"/>
               </w:rPr>
               <w:t xml:space="preserve">                </w:t>
@@ -1500,7 +1504,7 @@
               <w:rPr>
                 <w:rFonts w:ascii="Avenir Next" w:hAnsi="Avenir Next" w:cs="Avenir Next" w:eastAsia="Avenir Next"/>
                 <w:color w:val="1A1A1A"/>
-                <w:sz w:val="20"/>
+                <w:sz w:val="22"/>
                 <w:szCs w:val="20"/>
               </w:rPr>
               <w:t xml:space="preserve"> dollars</w:t>
@@ -1511,12 +1515,12 @@
     </w:tbl>
     <w:p>
       <w:pPr>
-        <w:spacing w:before="0" w:after="0" w:line="20" w:lineRule="exact"/>
+        <w:spacing w:before="0" w:after="0" w:line="50" w:lineRule="exact"/>
       </w:pPr>
     </w:p>
     <w:p>
       <w:pPr>
-        <w:spacing w:before="0" w:after="0" w:line="20" w:lineRule="exact"/>
+        <w:spacing w:before="0" w:after="0" w:line="50" w:lineRule="exact"/>
       </w:pPr>
     </w:p>
     <w:tbl>
@@ -1567,18 +1571,18 @@
                 <w:rFonts w:ascii="Avenir Next" w:hAnsi="Avenir Next" w:cs="Avenir Next" w:eastAsia="Avenir Next"/>
                 <w:b/>
                 <w:color w:val="1A1A1A"/>
+                <w:sz w:val="22"/>
+                <w:szCs w:val="20"/>
+              </w:rPr>
+              <w:t xml:space="preserve">3.</w:t>
+            </w:r>
+            <w:r>
+              <w:rPr>
+                <w:rFonts w:ascii="Avenir Next" w:hAnsi="Avenir Next" w:cs="Avenir Next" w:eastAsia="Avenir Next"/>
+                <w:color w:val="1A1A1A"/>
                 <w:sz w:val="20"/>
                 <w:szCs w:val="20"/>
               </w:rPr>
-              <w:t xml:space="preserve">3.</w:t>
-            </w:r>
-            <w:r>
-              <w:rPr>
-                <w:rFonts w:ascii="Avenir Next" w:hAnsi="Avenir Next" w:cs="Avenir Next" w:eastAsia="Avenir Next"/>
-                <w:color w:val="1A1A1A"/>
-                <w:sz w:val="20"/>
-                <w:szCs w:val="20"/>
-              </w:rPr>
               <w:tab/>
             </w:r>
             <w:r>
@@ -1586,7 +1590,7 @@
                 <w:rFonts w:ascii="Avenir Next" w:hAnsi="Avenir Next" w:cs="Avenir Next" w:eastAsia="Avenir Next"/>
                 <w:b/>
                 <w:color w:val="1A1A1A"/>
-                <w:sz w:val="20"/>
+                <w:sz w:val="22"/>
                 <w:szCs w:val="20"/>
               </w:rPr>
               <w:t xml:space="preserve">Walk-a-thon.  </w:t>
@@ -1595,7 +1599,7 @@
               <w:rPr>
                 <w:rFonts w:ascii="Avenir Next" w:hAnsi="Avenir Next" w:cs="Avenir Next" w:eastAsia="Avenir Next"/>
                 <w:color w:val="1A1A1A"/>
-                <w:sz w:val="20"/>
+                <w:sz w:val="22"/>
                 <w:szCs w:val="20"/>
               </w:rPr>
               <w:t xml:space="preserve">Sponsors pay Omar $5 for each lap he walks. How many laps must he walk to raise $185?</w:t>
@@ -1612,7 +1616,7 @@
                 <w:rFonts w:ascii="Avenir Next" w:hAnsi="Avenir Next" w:cs="Avenir Next" w:eastAsia="Avenir Next"/>
                 <w:b/>
                 <w:color w:val="003A70"/>
-                <w:sz w:val="17"/>
+                <w:sz w:val="22"/>
                 <w:szCs w:val="17"/>
               </w:rPr>
               <w:t xml:space="preserve">Hint  </w:t>
@@ -1622,7 +1626,7 @@
                 <w:rFonts w:ascii="Avenir Next" w:hAnsi="Avenir Next" w:cs="Avenir Next" w:eastAsia="Avenir Next"/>
                 <w:i/>
                 <w:color w:val="5A5F66"/>
-                <w:sz w:val="17"/>
+                <w:sz w:val="22"/>
                 <w:szCs w:val="17"/>
               </w:rPr>
               <w:t xml:space="preserve">Divide the goal by the pay for one lap.</w:t>
@@ -1630,7 +1634,7 @@
           </w:p>
           <w:p>
             <w:pPr>
-              <w:spacing w:before="0" w:after="0" w:line="60" w:lineRule="auto"/>
+              <w:spacing w:before="0" w:after="0" w:line="50" w:lineRule="exact"/>
             </w:pPr>
           </w:p>
           <w:tbl>
@@ -1699,25 +1703,25 @@
                 <w:rFonts w:ascii="Avenir Next" w:hAnsi="Avenir Next" w:cs="Avenir Next" w:eastAsia="Avenir Next"/>
                 <w:b/>
                 <w:color w:val="1A1A1A"/>
+                <w:sz w:val="22"/>
+                <w:szCs w:val="18"/>
+              </w:rPr>
+              <w:t xml:space="preserve">Answer</w:t>
+            </w:r>
+            <w:r>
+              <w:rPr>
+                <w:rFonts w:ascii="Avenir Next" w:hAnsi="Avenir Next" w:cs="Avenir Next" w:eastAsia="Avenir Next"/>
+                <w:color w:val="1A1A1A"/>
                 <w:sz w:val="18"/>
                 <w:szCs w:val="18"/>
               </w:rPr>
-              <w:t xml:space="preserve">Answer</w:t>
-            </w:r>
-            <w:r>
-              <w:rPr>
-                <w:rFonts w:ascii="Avenir Next" w:hAnsi="Avenir Next" w:cs="Avenir Next" w:eastAsia="Avenir Next"/>
-                <w:color w:val="1A1A1A"/>
-                <w:sz w:val="18"/>
-                <w:szCs w:val="18"/>
-              </w:rPr>
               <w:tab/>
             </w:r>
             <w:r>
               <w:rPr>
                 <w:rFonts w:ascii="Avenir Next" w:hAnsi="Avenir Next" w:cs="Avenir Next" w:eastAsia="Avenir Next"/>
                 <w:color w:val="1A1A1A"/>
-                <w:sz w:val="18"/>
+                <w:sz w:val="22"/>
                 <w:szCs w:val="18"/>
               </w:rPr>
               <w:t xml:space="preserve">  laps</w:t>
@@ -1743,18 +1747,18 @@
                 <w:rFonts w:ascii="Avenir Next" w:hAnsi="Avenir Next" w:cs="Avenir Next" w:eastAsia="Avenir Next"/>
                 <w:b/>
                 <w:color w:val="1A1A1A"/>
+                <w:sz w:val="22"/>
+                <w:szCs w:val="20"/>
+              </w:rPr>
+              <w:t xml:space="preserve">4.</w:t>
+            </w:r>
+            <w:r>
+              <w:rPr>
+                <w:rFonts w:ascii="Avenir Next" w:hAnsi="Avenir Next" w:cs="Avenir Next" w:eastAsia="Avenir Next"/>
+                <w:color w:val="1A1A1A"/>
                 <w:sz w:val="20"/>
                 <w:szCs w:val="20"/>
               </w:rPr>
-              <w:t xml:space="preserve">4.</w:t>
-            </w:r>
-            <w:r>
-              <w:rPr>
-                <w:rFonts w:ascii="Avenir Next" w:hAnsi="Avenir Next" w:cs="Avenir Next" w:eastAsia="Avenir Next"/>
-                <w:color w:val="1A1A1A"/>
-                <w:sz w:val="20"/>
-                <w:szCs w:val="20"/>
-              </w:rPr>
               <w:tab/>
             </w:r>
             <w:r>
@@ -1762,7 +1766,7 @@
                 <w:rFonts w:ascii="Avenir Next" w:hAnsi="Avenir Next" w:cs="Avenir Next" w:eastAsia="Avenir Next"/>
                 <w:b/>
                 <w:color w:val="1A1A1A"/>
-                <w:sz w:val="20"/>
+                <w:sz w:val="22"/>
                 <w:szCs w:val="20"/>
               </w:rPr>
               <w:t xml:space="preserve">Spring Play.  </w:t>
@@ -1771,7 +1775,7 @@
               <w:rPr>
                 <w:rFonts w:ascii="Avenir Next" w:hAnsi="Avenir Next" w:cs="Avenir Next" w:eastAsia="Avenir Next"/>
                 <w:color w:val="1A1A1A"/>
-                <w:sz w:val="20"/>
+                <w:sz w:val="22"/>
                 <w:szCs w:val="20"/>
               </w:rPr>
               <w:t xml:space="preserve">Tickets cost $6 each. How many tickets must the club sell to raise $324?</w:t>
@@ -1788,7 +1792,7 @@
                 <w:rFonts w:ascii="Avenir Next" w:hAnsi="Avenir Next" w:cs="Avenir Next" w:eastAsia="Avenir Next"/>
                 <w:b/>
                 <w:color w:val="003A70"/>
-                <w:sz w:val="17"/>
+                <w:sz w:val="22"/>
                 <w:szCs w:val="17"/>
               </w:rPr>
               <w:t xml:space="preserve">Hint  </w:t>
@@ -1798,7 +1802,7 @@
                 <w:rFonts w:ascii="Avenir Next" w:hAnsi="Avenir Next" w:cs="Avenir Next" w:eastAsia="Avenir Next"/>
                 <w:i/>
                 <w:color w:val="5A5F66"/>
-                <w:sz w:val="17"/>
+                <w:sz w:val="22"/>
                 <w:szCs w:val="17"/>
               </w:rPr>
               <w:t xml:space="preserve">Undo the multiplication.</w:t>
@@ -1806,7 +1810,7 @@
           </w:p>
           <w:p>
             <w:pPr>
-              <w:spacing w:before="0" w:after="0" w:line="60" w:lineRule="auto"/>
+              <w:spacing w:before="0" w:after="0" w:line="50" w:lineRule="exact"/>
             </w:pPr>
           </w:p>
           <w:tbl>
@@ -1875,25 +1879,25 @@
                 <w:rFonts w:ascii="Avenir Next" w:hAnsi="Avenir Next" w:cs="Avenir Next" w:eastAsia="Avenir Next"/>
                 <w:b/>
                 <w:color w:val="1A1A1A"/>
+                <w:sz w:val="22"/>
+                <w:szCs w:val="18"/>
+              </w:rPr>
+              <w:t xml:space="preserve">Answer</w:t>
+            </w:r>
+            <w:r>
+              <w:rPr>
+                <w:rFonts w:ascii="Avenir Next" w:hAnsi="Avenir Next" w:cs="Avenir Next" w:eastAsia="Avenir Next"/>
+                <w:color w:val="1A1A1A"/>
                 <w:sz w:val="18"/>
                 <w:szCs w:val="18"/>
               </w:rPr>
-              <w:t xml:space="preserve">Answer</w:t>
-            </w:r>
-            <w:r>
-              <w:rPr>
-                <w:rFonts w:ascii="Avenir Next" w:hAnsi="Avenir Next" w:cs="Avenir Next" w:eastAsia="Avenir Next"/>
-                <w:color w:val="1A1A1A"/>
-                <w:sz w:val="18"/>
-                <w:szCs w:val="18"/>
-              </w:rPr>
               <w:tab/>
             </w:r>
             <w:r>
               <w:rPr>
                 <w:rFonts w:ascii="Avenir Next" w:hAnsi="Avenir Next" w:cs="Avenir Next" w:eastAsia="Avenir Next"/>
                 <w:color w:val="1A1A1A"/>
-                <w:sz w:val="18"/>
+                <w:sz w:val="22"/>
                 <w:szCs w:val="18"/>
               </w:rPr>
               <w:t xml:space="preserve">  tickets</w:t>
@@ -1904,12 +1908,12 @@
     </w:tbl>
     <w:p>
       <w:pPr>
-        <w:spacing w:before="0" w:after="0" w:line="20" w:lineRule="exact"/>
+        <w:spacing w:before="0" w:after="0" w:line="50" w:lineRule="exact"/>
       </w:pPr>
     </w:p>
     <w:p>
       <w:pPr>
-        <w:spacing w:before="0" w:after="0" w:line="20" w:lineRule="exact"/>
+        <w:spacing w:before="0" w:after="0" w:line="50" w:lineRule="exact"/>
       </w:pPr>
     </w:p>
     <w:tbl>
@@ -1959,18 +1963,18 @@
                 <w:rFonts w:ascii="Avenir Next" w:hAnsi="Avenir Next" w:cs="Avenir Next" w:eastAsia="Avenir Next"/>
                 <w:b/>
                 <w:color w:val="1A1A1A"/>
+                <w:sz w:val="22"/>
+                <w:szCs w:val="20"/>
+              </w:rPr>
+              <w:t xml:space="preserve">5.</w:t>
+            </w:r>
+            <w:r>
+              <w:rPr>
+                <w:rFonts w:ascii="Avenir Next" w:hAnsi="Avenir Next" w:cs="Avenir Next" w:eastAsia="Avenir Next"/>
+                <w:color w:val="1A1A1A"/>
                 <w:sz w:val="20"/>
                 <w:szCs w:val="20"/>
               </w:rPr>
-              <w:t xml:space="preserve">5.</w:t>
-            </w:r>
-            <w:r>
-              <w:rPr>
-                <w:rFonts w:ascii="Avenir Next" w:hAnsi="Avenir Next" w:cs="Avenir Next" w:eastAsia="Avenir Next"/>
-                <w:color w:val="1A1A1A"/>
-                <w:sz w:val="20"/>
-                <w:szCs w:val="20"/>
-              </w:rPr>
               <w:tab/>
             </w:r>
             <w:r>
@@ -1978,7 +1982,7 @@
                 <w:rFonts w:ascii="Avenir Next" w:hAnsi="Avenir Next" w:cs="Avenir Next" w:eastAsia="Avenir Next"/>
                 <w:b/>
                 <w:color w:val="1A1A1A"/>
-                <w:sz w:val="20"/>
+                <w:sz w:val="22"/>
                 <w:szCs w:val="20"/>
               </w:rPr>
               <w:t xml:space="preserve">Charging Station.  </w:t>
@@ -1987,7 +1991,7 @@
               <w:rPr>
                 <w:rFonts w:ascii="Avenir Next" w:hAnsi="Avenir Next" w:cs="Avenir Next" w:eastAsia="Avenir Next"/>
                 <w:color w:val="1A1A1A"/>
-                <w:sz w:val="20"/>
+                <w:sz w:val="22"/>
                 <w:szCs w:val="20"/>
               </w:rPr>
               <w:t xml:space="preserve">A charger adds 7 miles of range every minute. Write an equation. How many minutes to add 168 miles?</w:t>
@@ -2004,7 +2008,7 @@
                 <w:rFonts w:ascii="Avenir Next" w:hAnsi="Avenir Next" w:cs="Avenir Next" w:eastAsia="Avenir Next"/>
                 <w:b/>
                 <w:color w:val="003A70"/>
-                <w:sz w:val="17"/>
+                <w:sz w:val="22"/>
                 <w:szCs w:val="17"/>
               </w:rPr>
               <w:t xml:space="preserve">Hint  </w:t>
@@ -2014,7 +2018,7 @@
                 <w:rFonts w:ascii="Avenir Next" w:hAnsi="Avenir Next" w:cs="Avenir Next" w:eastAsia="Avenir Next"/>
                 <w:i/>
                 <w:color w:val="5A5F66"/>
-                <w:sz w:val="17"/>
+                <w:sz w:val="22"/>
                 <w:szCs w:val="17"/>
               </w:rPr>
               <w:t xml:space="preserve">The goal replaces </w:t>
@@ -2024,7 +2028,7 @@
                 <w:rFonts w:ascii="Avenir Next" w:hAnsi="Avenir Next" w:cs="Avenir Next" w:eastAsia="Avenir Next"/>
                 <w:i/>
                 <w:color w:val="5A5F66"/>
-                <w:sz w:val="17"/>
+                <w:sz w:val="22"/>
                 <w:szCs w:val="17"/>
               </w:rPr>
               <w:t xml:space="preserve">r</w:t>
@@ -2034,7 +2038,7 @@
                 <w:rFonts w:ascii="Avenir Next" w:hAnsi="Avenir Next" w:cs="Avenir Next" w:eastAsia="Avenir Next"/>
                 <w:i/>
                 <w:color w:val="5A5F66"/>
-                <w:sz w:val="17"/>
+                <w:sz w:val="22"/>
                 <w:szCs w:val="17"/>
               </w:rPr>
               <w:t xml:space="preserve">. Then divide.</w:t>
@@ -2042,7 +2046,7 @@
           </w:p>
           <w:p>
             <w:pPr>
-              <w:spacing w:before="0" w:after="0" w:line="60" w:lineRule="auto"/>
+              <w:spacing w:before="0" w:after="0" w:line="50" w:lineRule="exact"/>
             </w:pPr>
           </w:p>
           <w:tbl>
@@ -2111,25 +2115,25 @@
                 <w:rFonts w:ascii="Avenir Next" w:hAnsi="Avenir Next" w:cs="Avenir Next" w:eastAsia="Avenir Next"/>
                 <w:b/>
                 <w:color w:val="1A1A1A"/>
+                <w:sz w:val="22"/>
+                <w:szCs w:val="18"/>
+              </w:rPr>
+              <w:t xml:space="preserve">Answer</w:t>
+            </w:r>
+            <w:r>
+              <w:rPr>
+                <w:rFonts w:ascii="Avenir Next" w:hAnsi="Avenir Next" w:cs="Avenir Next" w:eastAsia="Avenir Next"/>
+                <w:color w:val="1A1A1A"/>
                 <w:sz w:val="18"/>
                 <w:szCs w:val="18"/>
               </w:rPr>
-              <w:t xml:space="preserve">Answer</w:t>
-            </w:r>
-            <w:r>
-              <w:rPr>
-                <w:rFonts w:ascii="Avenir Next" w:hAnsi="Avenir Next" w:cs="Avenir Next" w:eastAsia="Avenir Next"/>
-                <w:color w:val="1A1A1A"/>
-                <w:sz w:val="18"/>
-                <w:szCs w:val="18"/>
-              </w:rPr>
               <w:tab/>
             </w:r>
             <w:r>
               <w:rPr>
                 <w:rFonts w:ascii="Avenir Next" w:hAnsi="Avenir Next" w:cs="Avenir Next" w:eastAsia="Avenir Next"/>
                 <w:color w:val="1A1A1A"/>
-                <w:sz w:val="18"/>
+                <w:sz w:val="22"/>
                 <w:szCs w:val="18"/>
               </w:rPr>
               <w:t xml:space="preserve">  minutes</w:t>
@@ -2140,12 +2144,12 @@
     </w:tbl>
     <w:p>
       <w:pPr>
-        <w:spacing w:before="0" w:after="0" w:line="20" w:lineRule="exact"/>
+        <w:spacing w:before="0" w:after="0" w:line="50" w:lineRule="exact"/>
       </w:pPr>
     </w:p>
     <w:p>
       <w:pPr>
-        <w:spacing w:before="0" w:after="0" w:line="20" w:lineRule="exact"/>
+        <w:spacing w:before="0" w:after="0" w:line="50" w:lineRule="exact"/>
       </w:pPr>
     </w:p>
     <w:tbl>
@@ -2195,18 +2199,18 @@
                 <w:rFonts w:ascii="Avenir Next" w:hAnsi="Avenir Next" w:cs="Avenir Next" w:eastAsia="Avenir Next"/>
                 <w:b/>
                 <w:color w:val="1A1A1A"/>
+                <w:sz w:val="22"/>
+                <w:szCs w:val="20"/>
+              </w:rPr>
+              <w:t xml:space="preserve">6.</w:t>
+            </w:r>
+            <w:r>
+              <w:rPr>
+                <w:rFonts w:ascii="Avenir Next" w:hAnsi="Avenir Next" w:cs="Avenir Next" w:eastAsia="Avenir Next"/>
+                <w:color w:val="1A1A1A"/>
                 <w:sz w:val="20"/>
                 <w:szCs w:val="20"/>
               </w:rPr>
-              <w:t xml:space="preserve">6.</w:t>
-            </w:r>
-            <w:r>
-              <w:rPr>
-                <w:rFonts w:ascii="Avenir Next" w:hAnsi="Avenir Next" w:cs="Avenir Next" w:eastAsia="Avenir Next"/>
-                <w:color w:val="1A1A1A"/>
-                <w:sz w:val="20"/>
-                <w:szCs w:val="20"/>
-              </w:rPr>
               <w:tab/>
             </w:r>
             <w:r>
@@ -2214,7 +2218,7 @@
                 <w:rFonts w:ascii="Avenir Next" w:hAnsi="Avenir Next" w:cs="Avenir Next" w:eastAsia="Avenir Next"/>
                 <w:b/>
                 <w:color w:val="1A1A1A"/>
-                <w:sz w:val="20"/>
+                <w:sz w:val="22"/>
                 <w:szCs w:val="20"/>
               </w:rPr>
               <w:t xml:space="preserve">Movie Tickets.  </w:t>
@@ -2223,7 +2227,7 @@
               <w:rPr>
                 <w:rFonts w:ascii="Avenir Next" w:hAnsi="Avenir Next" w:cs="Avenir Next" w:eastAsia="Avenir Next"/>
                 <w:color w:val="1A1A1A"/>
-                <w:sz w:val="20"/>
+                <w:sz w:val="22"/>
                 <w:szCs w:val="20"/>
               </w:rPr>
               <w:t xml:space="preserve">Tickets cost $18 each. A group has $200 and says it can buy 11 tickets. Does the plan work? What is the most it can buy?</w:t>
@@ -2231,7 +2235,7 @@
           </w:p>
           <w:p>
             <w:pPr>
-              <w:spacing w:before="0" w:after="0" w:line="60" w:lineRule="auto"/>
+              <w:spacing w:before="0" w:after="0" w:line="50" w:lineRule="exact"/>
             </w:pPr>
           </w:p>
           <w:tbl>
@@ -2300,7 +2304,7 @@
                 <w:rFonts w:ascii="Avenir Next" w:hAnsi="Avenir Next" w:cs="Avenir Next" w:eastAsia="Avenir Next"/>
                 <w:b/>
                 <w:color w:val="1A1A1A"/>
-                <w:sz w:val="18"/>
+                <w:sz w:val="22"/>
                 <w:szCs w:val="18"/>
               </w:rPr>
               <w:t xml:space="preserve">Most tickets</w:t>
@@ -2320,12 +2324,12 @@
     </w:tbl>
     <w:p>
       <w:pPr>
-        <w:spacing w:before="0" w:after="0" w:line="20" w:lineRule="exact"/>
+        <w:spacing w:before="0" w:after="0" w:line="50" w:lineRule="exact"/>
       </w:pPr>
     </w:p>
     <w:p>
       <w:pPr>
-        <w:spacing w:before="0" w:after="0" w:line="20" w:lineRule="exact"/>
+        <w:spacing w:before="0" w:after="0" w:line="50" w:lineRule="exact"/>
       </w:pPr>
     </w:p>
     <w:tbl>
@@ -2375,18 +2379,18 @@
                 <w:rFonts w:ascii="Avenir Next" w:hAnsi="Avenir Next" w:cs="Avenir Next" w:eastAsia="Avenir Next"/>
                 <w:b/>
                 <w:color w:val="1A1A1A"/>
+                <w:sz w:val="22"/>
+                <w:szCs w:val="20"/>
+              </w:rPr>
+              <w:t xml:space="preserve">7.</w:t>
+            </w:r>
+            <w:r>
+              <w:rPr>
+                <w:rFonts w:ascii="Avenir Next" w:hAnsi="Avenir Next" w:cs="Avenir Next" w:eastAsia="Avenir Next"/>
+                <w:color w:val="1A1A1A"/>
                 <w:sz w:val="20"/>
                 <w:szCs w:val="20"/>
               </w:rPr>
-              <w:t xml:space="preserve">7.</w:t>
-            </w:r>
-            <w:r>
-              <w:rPr>
-                <w:rFonts w:ascii="Avenir Next" w:hAnsi="Avenir Next" w:cs="Avenir Next" w:eastAsia="Avenir Next"/>
-                <w:color w:val="1A1A1A"/>
-                <w:sz w:val="20"/>
-                <w:szCs w:val="20"/>
-              </w:rPr>
               <w:tab/>
             </w:r>
             <w:r>
@@ -2394,7 +2398,7 @@
                 <w:rFonts w:ascii="Avenir Next" w:hAnsi="Avenir Next" w:cs="Avenir Next" w:eastAsia="Avenir Next"/>
                 <w:b/>
                 <w:color w:val="1A1A1A"/>
-                <w:sz w:val="20"/>
+                <w:sz w:val="22"/>
                 <w:szCs w:val="20"/>
               </w:rPr>
               <w:t xml:space="preserve">Band Trip Fund.  </w:t>
@@ -2403,7 +2407,7 @@
               <w:rPr>
                 <w:rFonts w:ascii="Avenir Next" w:hAnsi="Avenir Next" w:cs="Avenir Next" w:eastAsia="Avenir Next"/>
                 <w:color w:val="1A1A1A"/>
-                <w:sz w:val="20"/>
+                <w:sz w:val="22"/>
                 <w:szCs w:val="20"/>
               </w:rPr>
               <w:t xml:space="preserve">A band has $80. It earns $16 for each T-shirt sold. It needs $560 in all.</w:t>
@@ -2420,7 +2424,7 @@
                 <w:rFonts w:ascii="Avenir Next" w:hAnsi="Avenir Next" w:cs="Avenir Next" w:eastAsia="Avenir Next"/>
                 <w:b/>
                 <w:color w:val="003A70"/>
-                <w:sz w:val="17"/>
+                <w:sz w:val="22"/>
                 <w:szCs w:val="17"/>
               </w:rPr>
               <w:t xml:space="preserve">Hint  </w:t>
@@ -2430,7 +2434,7 @@
                 <w:rFonts w:ascii="Avenir Next" w:hAnsi="Avenir Next" w:cs="Avenir Next" w:eastAsia="Avenir Next"/>
                 <w:i/>
                 <w:color w:val="5A5F66"/>
-                <w:sz w:val="17"/>
+                <w:sz w:val="22"/>
                 <w:szCs w:val="17"/>
               </w:rPr>
               <w:t xml:space="preserve">Subtract what the band already has first.</w:t>
@@ -2450,25 +2454,25 @@
                 <w:rFonts w:ascii="Avenir Next" w:hAnsi="Avenir Next" w:cs="Avenir Next" w:eastAsia="Avenir Next"/>
                 <w:b/>
                 <w:color w:val="003A70"/>
+                <w:sz w:val="22"/>
+                <w:szCs w:val="20"/>
+              </w:rPr>
+              <w:t xml:space="preserve">a.</w:t>
+            </w:r>
+            <w:r>
+              <w:rPr>
+                <w:rFonts w:ascii="Avenir Next" w:hAnsi="Avenir Next" w:cs="Avenir Next" w:eastAsia="Avenir Next"/>
+                <w:color w:val="1A1A1A"/>
                 <w:sz w:val="20"/>
                 <w:szCs w:val="20"/>
               </w:rPr>
-              <w:t xml:space="preserve">a.</w:t>
-            </w:r>
-            <w:r>
-              <w:rPr>
-                <w:rFonts w:ascii="Avenir Next" w:hAnsi="Avenir Next" w:cs="Avenir Next" w:eastAsia="Avenir Next"/>
-                <w:color w:val="1A1A1A"/>
-                <w:sz w:val="20"/>
-                <w:szCs w:val="20"/>
-              </w:rPr>
               <w:tab/>
             </w:r>
             <w:r>
               <w:rPr>
                 <w:rFonts w:ascii="Avenir Next" w:hAnsi="Avenir Next" w:cs="Avenir Next" w:eastAsia="Avenir Next"/>
                 <w:color w:val="1A1A1A"/>
-                <w:sz w:val="20"/>
+                <w:sz w:val="22"/>
                 <w:szCs w:val="20"/>
               </w:rPr>
               <w:t xml:space="preserve">Write an equation for the money </w:t>
@@ -2478,7 +2482,7 @@
                 <w:rFonts w:ascii="Avenir Next" w:hAnsi="Avenir Next" w:cs="Avenir Next" w:eastAsia="Avenir Next"/>
                 <w:i/>
                 <w:color w:val="1A1A1A"/>
-                <w:sz w:val="20"/>
+                <w:sz w:val="22"/>
                 <w:szCs w:val="20"/>
               </w:rPr>
               <w:t xml:space="preserve">m</w:t>
@@ -2487,7 +2491,7 @@
               <w:rPr>
                 <w:rFonts w:ascii="Avenir Next" w:hAnsi="Avenir Next" w:cs="Avenir Next" w:eastAsia="Avenir Next"/>
                 <w:color w:val="1A1A1A"/>
-                <w:sz w:val="20"/>
+                <w:sz w:val="22"/>
                 <w:szCs w:val="20"/>
               </w:rPr>
               <w:t xml:space="preserve"> after </w:t>
@@ -2497,7 +2501,7 @@
                 <w:rFonts w:ascii="Avenir Next" w:hAnsi="Avenir Next" w:cs="Avenir Next" w:eastAsia="Avenir Next"/>
                 <w:i/>
                 <w:color w:val="1A1A1A"/>
-                <w:sz w:val="20"/>
+                <w:sz w:val="22"/>
                 <w:szCs w:val="20"/>
               </w:rPr>
               <w:t xml:space="preserve">k</w:t>
@@ -2506,7 +2510,7 @@
               <w:rPr>
                 <w:rFonts w:ascii="Avenir Next" w:hAnsi="Avenir Next" w:cs="Avenir Next" w:eastAsia="Avenir Next"/>
                 <w:color w:val="1A1A1A"/>
-                <w:sz w:val="20"/>
+                <w:sz w:val="22"/>
                 <w:szCs w:val="20"/>
               </w:rPr>
               <w:t xml:space="preserve"> T-shirts are sold.</w:t>
@@ -2545,10 +2549,28 @@
                 <w:rFonts w:ascii="Avenir Next" w:hAnsi="Avenir Next" w:cs="Avenir Next" w:eastAsia="Avenir Next"/>
                 <w:b/>
                 <w:color w:val="003A70"/>
+                <w:sz w:val="22"/>
+                <w:szCs w:val="20"/>
+              </w:rPr>
+              <w:t xml:space="preserve">b.</w:t>
+            </w:r>
+            <w:r>
+              <w:rPr>
+                <w:rFonts w:ascii="Avenir Next" w:hAnsi="Avenir Next" w:cs="Avenir Next" w:eastAsia="Avenir Next"/>
+                <w:color w:val="1A1A1A"/>
                 <w:sz w:val="20"/>
                 <w:szCs w:val="20"/>
               </w:rPr>
-              <w:t xml:space="preserve">b.</w:t>
+              <w:tab/>
+            </w:r>
+            <w:r>
+              <w:rPr>
+                <w:rFonts w:ascii="Avenir Next" w:hAnsi="Avenir Next" w:cs="Avenir Next" w:eastAsia="Avenir Next"/>
+                <w:color w:val="1A1A1A"/>
+                <w:sz w:val="22"/>
+                <w:szCs w:val="20"/>
+              </w:rPr>
+              <w:t xml:space="preserve">How many T-shirts must be sold to reach $560?</w:t>
             </w:r>
             <w:r>
               <w:rPr>
@@ -2557,7 +2579,7 @@
                 <w:sz w:val="20"/>
                 <w:szCs w:val="20"/>
               </w:rPr>
-              <w:tab/>
+              <w:t xml:space="preserve">  </w:t>
             </w:r>
             <w:r>
               <w:rPr>
@@ -2565,24 +2587,6 @@
                 <w:color w:val="1A1A1A"/>
                 <w:sz w:val="20"/>
                 <w:szCs w:val="20"/>
-              </w:rPr>
-              <w:t xml:space="preserve">How many T-shirts must be sold to reach $560?</w:t>
-            </w:r>
-            <w:r>
-              <w:rPr>
-                <w:rFonts w:ascii="Avenir Next" w:hAnsi="Avenir Next" w:cs="Avenir Next" w:eastAsia="Avenir Next"/>
-                <w:color w:val="1A1A1A"/>
-                <w:sz w:val="20"/>
-                <w:szCs w:val="20"/>
-              </w:rPr>
-              <w:t xml:space="preserve">  </w:t>
-            </w:r>
-            <w:r>
-              <w:rPr>
-                <w:rFonts w:ascii="Avenir Next" w:hAnsi="Avenir Next" w:cs="Avenir Next" w:eastAsia="Avenir Next"/>
-                <w:color w:val="1A1A1A"/>
-                <w:sz w:val="20"/>
-                <w:szCs w:val="20"/>
                 <w:u w:val="single"/>
               </w:rPr>
               <w:t xml:space="preserve">                      </w:t>
@@ -2590,7 +2594,7 @@
           </w:p>
           <w:p>
             <w:pPr>
-              <w:spacing w:before="0" w:after="0" w:line="60" w:lineRule="auto"/>
+              <w:spacing w:before="0" w:after="0" w:line="50" w:lineRule="exact"/>
             </w:pPr>
           </w:p>
           <w:tbl>
@@ -2648,7 +2652,7 @@
           </w:tbl>
           <w:p>
             <w:pPr>
-              <w:spacing w:before="0" w:after="0" w:line="24" w:lineRule="auto"/>
+              <w:spacing w:before="0" w:after="0" w:line="50" w:lineRule="exact"/>
             </w:pPr>
           </w:p>
         </w:tc>
@@ -2656,12 +2660,12 @@
     </w:tbl>
     <w:p>
       <w:pPr>
-        <w:spacing w:before="0" w:after="0" w:line="20" w:lineRule="exact"/>
+        <w:spacing w:before="0" w:after="0" w:line="50" w:lineRule="exact"/>
       </w:pPr>
     </w:p>
     <w:p>
       <w:pPr>
-        <w:spacing w:before="0" w:after="0" w:line="20" w:lineRule="exact"/>
+        <w:spacing w:before="0" w:after="0" w:line="50" w:lineRule="exact"/>
       </w:pPr>
     </w:p>
     <w:tbl>
@@ -2711,18 +2715,18 @@
                 <w:rFonts w:ascii="Avenir Next" w:hAnsi="Avenir Next" w:cs="Avenir Next" w:eastAsia="Avenir Next"/>
                 <w:b/>
                 <w:color w:val="1A1A1A"/>
+                <w:sz w:val="22"/>
+                <w:szCs w:val="20"/>
+              </w:rPr>
+              <w:t xml:space="preserve">8.</w:t>
+            </w:r>
+            <w:r>
+              <w:rPr>
+                <w:rFonts w:ascii="Avenir Next" w:hAnsi="Avenir Next" w:cs="Avenir Next" w:eastAsia="Avenir Next"/>
+                <w:color w:val="1A1A1A"/>
                 <w:sz w:val="20"/>
                 <w:szCs w:val="20"/>
               </w:rPr>
-              <w:t xml:space="preserve">8.</w:t>
-            </w:r>
-            <w:r>
-              <w:rPr>
-                <w:rFonts w:ascii="Avenir Next" w:hAnsi="Avenir Next" w:cs="Avenir Next" w:eastAsia="Avenir Next"/>
-                <w:color w:val="1A1A1A"/>
-                <w:sz w:val="20"/>
-                <w:szCs w:val="20"/>
-              </w:rPr>
               <w:tab/>
             </w:r>
             <w:r>
@@ -2730,7 +2734,7 @@
                 <w:rFonts w:ascii="Avenir Next" w:hAnsi="Avenir Next" w:cs="Avenir Next" w:eastAsia="Avenir Next"/>
                 <w:b/>
                 <w:color w:val="1A1A1A"/>
-                <w:sz w:val="20"/>
+                <w:sz w:val="22"/>
                 <w:szCs w:val="20"/>
               </w:rPr>
               <w:t xml:space="preserve">Round Up.  </w:t>
@@ -2739,7 +2743,7 @@
               <w:rPr>
                 <w:rFonts w:ascii="Avenir Next" w:hAnsi="Avenir Next" w:cs="Avenir Next" w:eastAsia="Avenir Next"/>
                 <w:color w:val="1A1A1A"/>
-                <w:sz w:val="20"/>
+                <w:sz w:val="22"/>
                 <w:szCs w:val="20"/>
               </w:rPr>
               <w:t xml:space="preserve">A club earns $9 for each ticket and needs $300.</w:t>
@@ -2756,7 +2760,7 @@
                 <w:rFonts w:ascii="Avenir Next" w:hAnsi="Avenir Next" w:cs="Avenir Next" w:eastAsia="Avenir Next"/>
                 <w:b/>
                 <w:color w:val="003A70"/>
-                <w:sz w:val="17"/>
+                <w:sz w:val="22"/>
                 <w:szCs w:val="17"/>
               </w:rPr>
               <w:t xml:space="preserve">Hint  </w:t>
@@ -2766,7 +2770,7 @@
                 <w:rFonts w:ascii="Avenir Next" w:hAnsi="Avenir Next" w:cs="Avenir Next" w:eastAsia="Avenir Next"/>
                 <w:i/>
                 <w:color w:val="5A5F66"/>
-                <w:sz w:val="17"/>
+                <w:sz w:val="22"/>
                 <w:szCs w:val="17"/>
               </w:rPr>
               <w:t xml:space="preserve">You cannot sell part of a ticket.</w:t>
@@ -2786,25 +2790,25 @@
                 <w:rFonts w:ascii="Avenir Next" w:hAnsi="Avenir Next" w:cs="Avenir Next" w:eastAsia="Avenir Next"/>
                 <w:b/>
                 <w:color w:val="003A70"/>
+                <w:sz w:val="22"/>
+                <w:szCs w:val="20"/>
+              </w:rPr>
+              <w:t xml:space="preserve">a.</w:t>
+            </w:r>
+            <w:r>
+              <w:rPr>
+                <w:rFonts w:ascii="Avenir Next" w:hAnsi="Avenir Next" w:cs="Avenir Next" w:eastAsia="Avenir Next"/>
+                <w:color w:val="1A1A1A"/>
                 <w:sz w:val="20"/>
                 <w:szCs w:val="20"/>
               </w:rPr>
-              <w:t xml:space="preserve">a.</w:t>
-            </w:r>
-            <w:r>
-              <w:rPr>
-                <w:rFonts w:ascii="Avenir Next" w:hAnsi="Avenir Next" w:cs="Avenir Next" w:eastAsia="Avenir Next"/>
-                <w:color w:val="1A1A1A"/>
-                <w:sz w:val="20"/>
-                <w:szCs w:val="20"/>
-              </w:rPr>
               <w:tab/>
             </w:r>
             <w:r>
               <w:rPr>
                 <w:rFonts w:ascii="Avenir Next" w:hAnsi="Avenir Next" w:cs="Avenir Next" w:eastAsia="Avenir Next"/>
                 <w:color w:val="1A1A1A"/>
-                <w:sz w:val="20"/>
+                <w:sz w:val="22"/>
                 <w:szCs w:val="20"/>
               </w:rPr>
               <w:t xml:space="preserve">Solve 9</w:t>
@@ -2814,7 +2818,7 @@
                 <w:rFonts w:ascii="Avenir Next" w:hAnsi="Avenir Next" w:cs="Avenir Next" w:eastAsia="Avenir Next"/>
                 <w:i/>
                 <w:color w:val="1A1A1A"/>
-                <w:sz w:val="20"/>
+                <w:sz w:val="22"/>
                 <w:szCs w:val="20"/>
               </w:rPr>
               <w:t xml:space="preserve">t</w:t>
@@ -2823,7 +2827,7 @@
               <w:rPr>
                 <w:rFonts w:ascii="Avenir Next" w:hAnsi="Avenir Next" w:cs="Avenir Next" w:eastAsia="Avenir Next"/>
                 <w:color w:val="1A1A1A"/>
-                <w:sz w:val="20"/>
+                <w:sz w:val="22"/>
                 <w:szCs w:val="20"/>
               </w:rPr>
               <w:t xml:space="preserve"> = 300.</w:t>
@@ -2862,25 +2866,25 @@
                 <w:rFonts w:ascii="Avenir Next" w:hAnsi="Avenir Next" w:cs="Avenir Next" w:eastAsia="Avenir Next"/>
                 <w:b/>
                 <w:color w:val="003A70"/>
+                <w:sz w:val="22"/>
+                <w:szCs w:val="20"/>
+              </w:rPr>
+              <w:t xml:space="preserve">b.</w:t>
+            </w:r>
+            <w:r>
+              <w:rPr>
+                <w:rFonts w:ascii="Avenir Next" w:hAnsi="Avenir Next" w:cs="Avenir Next" w:eastAsia="Avenir Next"/>
+                <w:color w:val="1A1A1A"/>
                 <w:sz w:val="20"/>
                 <w:szCs w:val="20"/>
               </w:rPr>
-              <w:t xml:space="preserve">b.</w:t>
-            </w:r>
-            <w:r>
-              <w:rPr>
-                <w:rFonts w:ascii="Avenir Next" w:hAnsi="Avenir Next" w:cs="Avenir Next" w:eastAsia="Avenir Next"/>
-                <w:color w:val="1A1A1A"/>
-                <w:sz w:val="20"/>
-                <w:szCs w:val="20"/>
-              </w:rPr>
               <w:tab/>
             </w:r>
             <w:r>
               <w:rPr>
                 <w:rFonts w:ascii="Avenir Next" w:hAnsi="Avenir Next" w:cs="Avenir Next" w:eastAsia="Avenir Next"/>
                 <w:color w:val="1A1A1A"/>
-                <w:sz w:val="20"/>
+                <w:sz w:val="22"/>
                 <w:szCs w:val="20"/>
               </w:rPr>
               <w:t xml:space="preserve">How many tickets must the club sell?</w:t>
@@ -2910,11 +2914,12 @@
     </w:tbl>
     <w:p>
       <w:pPr>
-        <w:spacing w:before="0" w:after="0" w:line="20" w:lineRule="exact"/>
+        <w:spacing w:before="0" w:after="0" w:line="50" w:lineRule="exact"/>
       </w:pPr>
     </w:p>
     <w:p>
       <w:pPr>
+        <w:pStyle w:val="Heading2"/>
         <w:keepNext/>
         <w:pBdr>
           <w:bottom w:val="single" w:sz="8" w:space="3" w:color="003A70"/>
@@ -2930,7 +2935,7 @@
           <w:b/>
           <w:color w:val="003A70"/>
           <w:spacing w:val="14"/>
-          <w:sz w:val="19"/>
+          <w:sz w:val="22"/>
           <w:szCs w:val="19"/>
         </w:rPr>
         <w:t xml:space="preserve">FIND THE ERROR</w:t>
@@ -2949,7 +2954,7 @@
           <w:rFonts w:ascii="Avenir Next" w:hAnsi="Avenir Next" w:cs="Avenir Next" w:eastAsia="Avenir Next"/>
           <w:i/>
           <w:color w:val="5A5F66"/>
-          <w:sz w:val="17"/>
+          <w:sz w:val="22"/>
           <w:szCs w:val="17"/>
         </w:rPr>
         <w:t xml:space="preserve">explain the mistake, then fix it</w:t>
@@ -2957,7 +2962,7 @@
     </w:p>
     <w:p>
       <w:pPr>
-        <w:spacing w:before="0" w:after="0" w:line="20" w:lineRule="exact"/>
+        <w:spacing w:before="0" w:after="0" w:line="50" w:lineRule="exact"/>
       </w:pPr>
     </w:p>
     <w:tbl>
@@ -3007,18 +3012,18 @@
                 <w:rFonts w:ascii="Avenir Next" w:hAnsi="Avenir Next" w:cs="Avenir Next" w:eastAsia="Avenir Next"/>
                 <w:b/>
                 <w:color w:val="1A1A1A"/>
+                <w:sz w:val="22"/>
+                <w:szCs w:val="20"/>
+              </w:rPr>
+              <w:t xml:space="preserve">9.</w:t>
+            </w:r>
+            <w:r>
+              <w:rPr>
+                <w:rFonts w:ascii="Avenir Next" w:hAnsi="Avenir Next" w:cs="Avenir Next" w:eastAsia="Avenir Next"/>
+                <w:color w:val="1A1A1A"/>
                 <w:sz w:val="20"/>
                 <w:szCs w:val="20"/>
               </w:rPr>
-              <w:t xml:space="preserve">9.</w:t>
-            </w:r>
-            <w:r>
-              <w:rPr>
-                <w:rFonts w:ascii="Avenir Next" w:hAnsi="Avenir Next" w:cs="Avenir Next" w:eastAsia="Avenir Next"/>
-                <w:color w:val="1A1A1A"/>
-                <w:sz w:val="20"/>
-                <w:szCs w:val="20"/>
-              </w:rPr>
               <w:tab/>
             </w:r>
             <w:r>
@@ -3026,7 +3031,7 @@
                 <w:rFonts w:ascii="Avenir Next" w:hAnsi="Avenir Next" w:cs="Avenir Next" w:eastAsia="Avenir Next"/>
                 <w:b/>
                 <w:color w:val="1A1A1A"/>
-                <w:sz w:val="20"/>
+                <w:sz w:val="22"/>
                 <w:szCs w:val="20"/>
               </w:rPr>
               <w:t xml:space="preserve">Darius’s Work.  </w:t>
@@ -3035,7 +3040,7 @@
               <w:rPr>
                 <w:rFonts w:ascii="Avenir Next" w:hAnsi="Avenir Next" w:cs="Avenir Next" w:eastAsia="Avenir Next"/>
                 <w:color w:val="1A1A1A"/>
-                <w:sz w:val="20"/>
+                <w:sz w:val="22"/>
                 <w:szCs w:val="20"/>
               </w:rPr>
               <w:t xml:space="preserve">Stickers cost $5 each. Darius needs $85. He wrote 5</w:t>
@@ -3045,7 +3050,7 @@
                 <w:rFonts w:ascii="Avenir Next" w:hAnsi="Avenir Next" w:cs="Avenir Next" w:eastAsia="Avenir Next"/>
                 <w:i/>
                 <w:color w:val="1A1A1A"/>
-                <w:sz w:val="20"/>
+                <w:sz w:val="22"/>
                 <w:szCs w:val="20"/>
               </w:rPr>
               <w:t xml:space="preserve">s</w:t>
@@ -3054,7 +3059,7 @@
               <w:rPr>
                 <w:rFonts w:ascii="Avenir Next" w:hAnsi="Avenir Next" w:cs="Avenir Next" w:eastAsia="Avenir Next"/>
                 <w:color w:val="1A1A1A"/>
-                <w:sz w:val="20"/>
+                <w:sz w:val="22"/>
                 <w:szCs w:val="20"/>
               </w:rPr>
               <w:t xml:space="preserve"> = 85 and then answered 425 stickers. Explain his mistake and find the correct number.</w:t>
@@ -3100,7 +3105,7 @@
                 </w:tcPr>
                 <w:p>
                   <w:pPr>
-                    <w:spacing w:before="0" w:after="0" w:line="240" w:lineRule="auto"/>
+                    <w:spacing w:before="0" w:after="0" w:line="50" w:lineRule="exact"/>
                   </w:pPr>
                 </w:p>
               </w:tc>
@@ -3120,7 +3125,7 @@
                 </w:tcPr>
                 <w:p>
                   <w:pPr>
-                    <w:spacing w:before="0" w:after="0" w:line="240" w:lineRule="auto"/>
+                    <w:spacing w:before="0" w:after="0" w:line="50" w:lineRule="exact"/>
                   </w:pPr>
                 </w:p>
               </w:tc>
@@ -3140,7 +3145,7 @@
                 </w:tcPr>
                 <w:p>
                   <w:pPr>
-                    <w:spacing w:before="0" w:after="0" w:line="240" w:lineRule="auto"/>
+                    <w:spacing w:before="0" w:after="0" w:line="50" w:lineRule="exact"/>
                   </w:pPr>
                 </w:p>
               </w:tc>
@@ -3148,7 +3153,7 @@
           </w:tbl>
           <w:p>
             <w:pPr>
-              <w:spacing w:before="0" w:after="0" w:line="24" w:lineRule="auto"/>
+              <w:spacing w:before="0" w:after="0" w:line="50" w:lineRule="exact"/>
             </w:pPr>
           </w:p>
         </w:tc>
@@ -3156,11 +3161,12 @@
     </w:tbl>
     <w:p>
       <w:pPr>
-        <w:spacing w:before="0" w:after="0" w:line="20" w:lineRule="exact"/>
+        <w:spacing w:before="0" w:after="0" w:line="50" w:lineRule="exact"/>
       </w:pPr>
     </w:p>
     <w:p>
       <w:pPr>
+        <w:pStyle w:val="Heading2"/>
         <w:keepNext/>
         <w:pBdr>
           <w:bottom w:val="single" w:sz="8" w:space="3" w:color="003A70"/>
@@ -3176,7 +3182,7 @@
           <w:b/>
           <w:color w:val="003A70"/>
           <w:spacing w:val="14"/>
-          <w:sz w:val="19"/>
+          <w:sz w:val="22"/>
           <w:szCs w:val="19"/>
         </w:rPr>
         <w:t xml:space="preserve">TEST PRACTICE</w:t>
@@ -3195,7 +3201,7 @@
           <w:rFonts w:ascii="Avenir Next" w:hAnsi="Avenir Next" w:cs="Avenir Next" w:eastAsia="Avenir Next"/>
           <w:i/>
           <w:color w:val="5A5F66"/>
-          <w:sz w:val="17"/>
+          <w:sz w:val="22"/>
           <w:szCs w:val="17"/>
         </w:rPr>
         <w:t xml:space="preserve">choose the best answer</w:t>
@@ -3203,7 +3209,7 @@
     </w:p>
     <w:p>
       <w:pPr>
-        <w:spacing w:before="0" w:after="0" w:line="20" w:lineRule="exact"/>
+        <w:spacing w:before="0" w:after="0" w:line="50" w:lineRule="exact"/>
       </w:pPr>
     </w:p>
     <w:tbl>
@@ -3253,25 +3259,25 @@
                 <w:rFonts w:ascii="Avenir Next" w:hAnsi="Avenir Next" w:cs="Avenir Next" w:eastAsia="Avenir Next"/>
                 <w:b/>
                 <w:color w:val="1A1A1A"/>
+                <w:sz w:val="22"/>
+                <w:szCs w:val="20"/>
+              </w:rPr>
+              <w:t xml:space="preserve">10.</w:t>
+            </w:r>
+            <w:r>
+              <w:rPr>
+                <w:rFonts w:ascii="Avenir Next" w:hAnsi="Avenir Next" w:cs="Avenir Next" w:eastAsia="Avenir Next"/>
+                <w:color w:val="1A1A1A"/>
                 <w:sz w:val="20"/>
                 <w:szCs w:val="20"/>
               </w:rPr>
-              <w:t xml:space="preserve">10.</w:t>
-            </w:r>
-            <w:r>
-              <w:rPr>
-                <w:rFonts w:ascii="Avenir Next" w:hAnsi="Avenir Next" w:cs="Avenir Next" w:eastAsia="Avenir Next"/>
-                <w:color w:val="1A1A1A"/>
-                <w:sz w:val="20"/>
-                <w:szCs w:val="20"/>
-              </w:rPr>
               <w:tab/>
             </w:r>
             <w:r>
               <w:rPr>
                 <w:rFonts w:ascii="Avenir Next" w:hAnsi="Avenir Next" w:cs="Avenir Next" w:eastAsia="Avenir Next"/>
                 <w:color w:val="1A1A1A"/>
-                <w:sz w:val="20"/>
+                <w:sz w:val="22"/>
                 <w:szCs w:val="20"/>
               </w:rPr>
               <w:t xml:space="preserve">Solve 8</w:t>
@@ -3281,7 +3287,7 @@
                 <w:rFonts w:ascii="Avenir Next" w:hAnsi="Avenir Next" w:cs="Avenir Next" w:eastAsia="Avenir Next"/>
                 <w:i/>
                 <w:color w:val="1A1A1A"/>
-                <w:sz w:val="20"/>
+                <w:sz w:val="22"/>
                 <w:szCs w:val="20"/>
               </w:rPr>
               <w:t xml:space="preserve">n</w:t>
@@ -3290,7 +3296,7 @@
               <w:rPr>
                 <w:rFonts w:ascii="Avenir Next" w:hAnsi="Avenir Next" w:cs="Avenir Next" w:eastAsia="Avenir Next"/>
                 <w:color w:val="1A1A1A"/>
-                <w:sz w:val="20"/>
+                <w:sz w:val="22"/>
                 <w:szCs w:val="20"/>
               </w:rPr>
               <w:t xml:space="preserve"> = 136.</w:t>
@@ -3346,7 +3352,7 @@
                       <w:rFonts w:ascii="Avenir Next" w:hAnsi="Avenir Next" w:cs="Avenir Next" w:eastAsia="Avenir Next"/>
                       <w:b/>
                       <w:color w:val="003A70"/>
-                      <w:sz w:val="19"/>
+                      <w:sz w:val="22"/>
                       <w:szCs w:val="19"/>
                     </w:rPr>
                     <w:t xml:space="preserve">A</w:t>
@@ -3364,7 +3370,7 @@
                     <w:rPr>
                       <w:rFonts w:ascii="Avenir Next" w:hAnsi="Avenir Next" w:cs="Avenir Next" w:eastAsia="Avenir Next"/>
                       <w:color w:val="1A1A1A"/>
-                      <w:sz w:val="19"/>
+                      <w:sz w:val="22"/>
                       <w:szCs w:val="19"/>
                     </w:rPr>
                     <w:t xml:space="preserve">17</w:t>
@@ -3389,7 +3395,7 @@
                       <w:rFonts w:ascii="Avenir Next" w:hAnsi="Avenir Next" w:cs="Avenir Next" w:eastAsia="Avenir Next"/>
                       <w:b/>
                       <w:color w:val="003A70"/>
-                      <w:sz w:val="19"/>
+                      <w:sz w:val="22"/>
                       <w:szCs w:val="19"/>
                     </w:rPr>
                     <w:t xml:space="preserve">B</w:t>
@@ -3407,7 +3413,7 @@
                     <w:rPr>
                       <w:rFonts w:ascii="Avenir Next" w:hAnsi="Avenir Next" w:cs="Avenir Next" w:eastAsia="Avenir Next"/>
                       <w:color w:val="1A1A1A"/>
-                      <w:sz w:val="19"/>
+                      <w:sz w:val="22"/>
                       <w:szCs w:val="19"/>
                     </w:rPr>
                     <w:t xml:space="preserve">128</w:t>
@@ -3432,7 +3438,7 @@
                       <w:rFonts w:ascii="Avenir Next" w:hAnsi="Avenir Next" w:cs="Avenir Next" w:eastAsia="Avenir Next"/>
                       <w:b/>
                       <w:color w:val="003A70"/>
-                      <w:sz w:val="19"/>
+                      <w:sz w:val="22"/>
                       <w:szCs w:val="19"/>
                     </w:rPr>
                     <w:t xml:space="preserve">C</w:t>
@@ -3450,7 +3456,7 @@
                     <w:rPr>
                       <w:rFonts w:ascii="Avenir Next" w:hAnsi="Avenir Next" w:cs="Avenir Next" w:eastAsia="Avenir Next"/>
                       <w:color w:val="1A1A1A"/>
-                      <w:sz w:val="19"/>
+                      <w:sz w:val="22"/>
                       <w:szCs w:val="19"/>
                     </w:rPr>
                     <w:t xml:space="preserve">144</w:t>
@@ -3475,7 +3481,7 @@
                       <w:rFonts w:ascii="Avenir Next" w:hAnsi="Avenir Next" w:cs="Avenir Next" w:eastAsia="Avenir Next"/>
                       <w:b/>
                       <w:color w:val="003A70"/>
-                      <w:sz w:val="19"/>
+                      <w:sz w:val="22"/>
                       <w:szCs w:val="19"/>
                     </w:rPr>
                     <w:t xml:space="preserve">D</w:t>
@@ -3493,7 +3499,7 @@
                     <w:rPr>
                       <w:rFonts w:ascii="Avenir Next" w:hAnsi="Avenir Next" w:cs="Avenir Next" w:eastAsia="Avenir Next"/>
                       <w:color w:val="1A1A1A"/>
-                      <w:sz w:val="19"/>
+                      <w:sz w:val="22"/>
                       <w:szCs w:val="19"/>
                     </w:rPr>
                     <w:t xml:space="preserve">1,088</w:t>
@@ -3504,7 +3510,7 @@
           </w:tbl>
           <w:p>
             <w:pPr>
-              <w:spacing w:before="0" w:after="0" w:line="24" w:lineRule="auto"/>
+              <w:spacing w:before="0" w:after="0" w:line="50" w:lineRule="exact"/>
             </w:pPr>
           </w:p>
         </w:tc>
@@ -3512,12 +3518,12 @@
     </w:tbl>
     <w:p>
       <w:pPr>
-        <w:spacing w:before="0" w:after="0" w:line="20" w:lineRule="exact"/>
+        <w:spacing w:before="0" w:after="0" w:line="50" w:lineRule="exact"/>
       </w:pPr>
     </w:p>
     <w:p>
       <w:pPr>
-        <w:spacing w:before="0" w:after="0" w:line="20" w:lineRule="exact"/>
+        <w:spacing w:before="0" w:after="0" w:line="50" w:lineRule="exact"/>
       </w:pPr>
     </w:p>
     <w:tbl>
@@ -3567,25 +3573,25 @@
                 <w:rFonts w:ascii="Avenir Next" w:hAnsi="Avenir Next" w:cs="Avenir Next" w:eastAsia="Avenir Next"/>
                 <w:b/>
                 <w:color w:val="1A1A1A"/>
+                <w:sz w:val="22"/>
+                <w:szCs w:val="20"/>
+              </w:rPr>
+              <w:t xml:space="preserve">11.</w:t>
+            </w:r>
+            <w:r>
+              <w:rPr>
+                <w:rFonts w:ascii="Avenir Next" w:hAnsi="Avenir Next" w:cs="Avenir Next" w:eastAsia="Avenir Next"/>
+                <w:color w:val="1A1A1A"/>
                 <w:sz w:val="20"/>
                 <w:szCs w:val="20"/>
               </w:rPr>
-              <w:t xml:space="preserve">11.</w:t>
-            </w:r>
-            <w:r>
-              <w:rPr>
-                <w:rFonts w:ascii="Avenir Next" w:hAnsi="Avenir Next" w:cs="Avenir Next" w:eastAsia="Avenir Next"/>
-                <w:color w:val="1A1A1A"/>
-                <w:sz w:val="20"/>
-                <w:szCs w:val="20"/>
-              </w:rPr>
               <w:tab/>
             </w:r>
             <w:r>
               <w:rPr>
                 <w:rFonts w:ascii="Avenir Next" w:hAnsi="Avenir Next" w:cs="Avenir Next" w:eastAsia="Avenir Next"/>
                 <w:color w:val="1A1A1A"/>
-                <w:sz w:val="20"/>
+                <w:sz w:val="22"/>
                 <w:szCs w:val="20"/>
               </w:rPr>
               <w:t xml:space="preserve">For </w:t>
@@ -3595,7 +3601,7 @@
                 <w:rFonts w:ascii="Avenir Next" w:hAnsi="Avenir Next" w:cs="Avenir Next" w:eastAsia="Avenir Next"/>
                 <w:i/>
                 <w:color w:val="1A1A1A"/>
-                <w:sz w:val="20"/>
+                <w:sz w:val="22"/>
                 <w:szCs w:val="20"/>
               </w:rPr>
               <w:t xml:space="preserve">c</w:t>
@@ -3604,7 +3610,7 @@
               <w:rPr>
                 <w:rFonts w:ascii="Avenir Next" w:hAnsi="Avenir Next" w:cs="Avenir Next" w:eastAsia="Avenir Next"/>
                 <w:color w:val="1A1A1A"/>
-                <w:sz w:val="20"/>
+                <w:sz w:val="22"/>
                 <w:szCs w:val="20"/>
               </w:rPr>
               <w:t xml:space="preserve"> = 6</w:t>
@@ -3614,7 +3620,7 @@
                 <w:rFonts w:ascii="Avenir Next" w:hAnsi="Avenir Next" w:cs="Avenir Next" w:eastAsia="Avenir Next"/>
                 <w:i/>
                 <w:color w:val="1A1A1A"/>
-                <w:sz w:val="20"/>
+                <w:sz w:val="22"/>
                 <w:szCs w:val="20"/>
               </w:rPr>
               <w:t xml:space="preserve">n</w:t>
@@ -3623,7 +3629,7 @@
               <w:rPr>
                 <w:rFonts w:ascii="Avenir Next" w:hAnsi="Avenir Next" w:cs="Avenir Next" w:eastAsia="Avenir Next"/>
                 <w:color w:val="1A1A1A"/>
-                <w:sz w:val="20"/>
+                <w:sz w:val="22"/>
                 <w:szCs w:val="20"/>
               </w:rPr>
               <w:t xml:space="preserve"> + 12, if </w:t>
@@ -3633,7 +3639,7 @@
                 <w:rFonts w:ascii="Avenir Next" w:hAnsi="Avenir Next" w:cs="Avenir Next" w:eastAsia="Avenir Next"/>
                 <w:i/>
                 <w:color w:val="1A1A1A"/>
-                <w:sz w:val="20"/>
+                <w:sz w:val="22"/>
                 <w:szCs w:val="20"/>
               </w:rPr>
               <w:t xml:space="preserve">c</w:t>
@@ -3642,7 +3648,7 @@
               <w:rPr>
                 <w:rFonts w:ascii="Avenir Next" w:hAnsi="Avenir Next" w:cs="Avenir Next" w:eastAsia="Avenir Next"/>
                 <w:color w:val="1A1A1A"/>
-                <w:sz w:val="20"/>
+                <w:sz w:val="22"/>
                 <w:szCs w:val="20"/>
               </w:rPr>
               <w:t xml:space="preserve"> = 48, then </w:t>
@@ -3652,7 +3658,7 @@
                 <w:rFonts w:ascii="Avenir Next" w:hAnsi="Avenir Next" w:cs="Avenir Next" w:eastAsia="Avenir Next"/>
                 <w:i/>
                 <w:color w:val="1A1A1A"/>
-                <w:sz w:val="20"/>
+                <w:sz w:val="22"/>
                 <w:szCs w:val="20"/>
               </w:rPr>
               <w:t xml:space="preserve">n</w:t>
@@ -3661,7 +3667,7 @@
               <w:rPr>
                 <w:rFonts w:ascii="Avenir Next" w:hAnsi="Avenir Next" w:cs="Avenir Next" w:eastAsia="Avenir Next"/>
                 <w:color w:val="1A1A1A"/>
-                <w:sz w:val="20"/>
+                <w:sz w:val="22"/>
                 <w:szCs w:val="20"/>
               </w:rPr>
               <w:t xml:space="preserve"> is —</w:t>
@@ -3717,7 +3723,7 @@
                       <w:rFonts w:ascii="Avenir Next" w:hAnsi="Avenir Next" w:cs="Avenir Next" w:eastAsia="Avenir Next"/>
                       <w:b/>
                       <w:color w:val="003A70"/>
-                      <w:sz w:val="19"/>
+                      <w:sz w:val="22"/>
                       <w:szCs w:val="19"/>
                     </w:rPr>
                     <w:t xml:space="preserve">A</w:t>
@@ -3735,7 +3741,7 @@
                     <w:rPr>
                       <w:rFonts w:ascii="Avenir Next" w:hAnsi="Avenir Next" w:cs="Avenir Next" w:eastAsia="Avenir Next"/>
                       <w:color w:val="1A1A1A"/>
-                      <w:sz w:val="19"/>
+                      <w:sz w:val="22"/>
                       <w:szCs w:val="19"/>
                     </w:rPr>
                     <w:t xml:space="preserve">10</w:t>
@@ -3760,7 +3766,7 @@
                       <w:rFonts w:ascii="Avenir Next" w:hAnsi="Avenir Next" w:cs="Avenir Next" w:eastAsia="Avenir Next"/>
                       <w:b/>
                       <w:color w:val="003A70"/>
-                      <w:sz w:val="19"/>
+                      <w:sz w:val="22"/>
                       <w:szCs w:val="19"/>
                     </w:rPr>
                     <w:t xml:space="preserve">B</w:t>
@@ -3778,7 +3784,7 @@
                     <w:rPr>
                       <w:rFonts w:ascii="Avenir Next" w:hAnsi="Avenir Next" w:cs="Avenir Next" w:eastAsia="Avenir Next"/>
                       <w:color w:val="1A1A1A"/>
-                      <w:sz w:val="19"/>
+                      <w:sz w:val="22"/>
                       <w:szCs w:val="19"/>
                     </w:rPr>
                     <w:t xml:space="preserve">6</w:t>
@@ -3803,7 +3809,7 @@
                       <w:rFonts w:ascii="Avenir Next" w:hAnsi="Avenir Next" w:cs="Avenir Next" w:eastAsia="Avenir Next"/>
                       <w:b/>
                       <w:color w:val="003A70"/>
-                      <w:sz w:val="19"/>
+                      <w:sz w:val="22"/>
                       <w:szCs w:val="19"/>
                     </w:rPr>
                     <w:t xml:space="preserve">C</w:t>
@@ -3821,7 +3827,7 @@
                     <w:rPr>
                       <w:rFonts w:ascii="Avenir Next" w:hAnsi="Avenir Next" w:cs="Avenir Next" w:eastAsia="Avenir Next"/>
                       <w:color w:val="1A1A1A"/>
-                      <w:sz w:val="19"/>
+                      <w:sz w:val="22"/>
                       <w:szCs w:val="19"/>
                     </w:rPr>
                     <w:t xml:space="preserve">300</w:t>
@@ -3846,7 +3852,7 @@
                       <w:rFonts w:ascii="Avenir Next" w:hAnsi="Avenir Next" w:cs="Avenir Next" w:eastAsia="Avenir Next"/>
                       <w:b/>
                       <w:color w:val="003A70"/>
-                      <w:sz w:val="19"/>
+                      <w:sz w:val="22"/>
                       <w:szCs w:val="19"/>
                     </w:rPr>
                     <w:t xml:space="preserve">D</w:t>
@@ -3864,7 +3870,7 @@
                     <w:rPr>
                       <w:rFonts w:ascii="Avenir Next" w:hAnsi="Avenir Next" w:cs="Avenir Next" w:eastAsia="Avenir Next"/>
                       <w:color w:val="1A1A1A"/>
-                      <w:sz w:val="19"/>
+                      <w:sz w:val="22"/>
                       <w:szCs w:val="19"/>
                     </w:rPr>
                     <w:t xml:space="preserve">8</w:t>
@@ -3875,7 +3881,7 @@
           </w:tbl>
           <w:p>
             <w:pPr>
-              <w:spacing w:before="0" w:after="0" w:line="24" w:lineRule="auto"/>
+              <w:spacing w:before="0" w:after="0" w:line="50" w:lineRule="exact"/>
             </w:pPr>
           </w:p>
         </w:tc>
@@ -3883,11 +3889,12 @@
     </w:tbl>
     <w:p>
       <w:pPr>
-        <w:spacing w:before="0" w:after="0" w:line="20" w:lineRule="exact"/>
+        <w:spacing w:before="0" w:after="0" w:line="50" w:lineRule="exact"/>
       </w:pPr>
     </w:p>
     <w:p>
       <w:pPr>
+        <w:pStyle w:val="Heading2"/>
         <w:keepNext/>
         <w:pBdr>
           <w:bottom w:val="single" w:sz="8" w:space="3" w:color="003A70"/>
@@ -3903,7 +3910,7 @@
           <w:b/>
           <w:color w:val="003A70"/>
           <w:spacing w:val="14"/>
-          <w:sz w:val="19"/>
+          <w:sz w:val="22"/>
           <w:szCs w:val="19"/>
         </w:rPr>
         <w:t xml:space="preserve">SELF-CHECK CODE</w:t>
@@ -3922,7 +3929,7 @@
           <w:rFonts w:ascii="Avenir Next" w:hAnsi="Avenir Next" w:cs="Avenir Next" w:eastAsia="Avenir Next"/>
           <w:i/>
           <w:color w:val="5A5F66"/>
-          <w:sz w:val="17"/>
+          <w:sz w:val="22"/>
           <w:szCs w:val="17"/>
         </w:rPr>
         <w:t xml:space="preserve">find your answer · copy its letter into that problem’s box · spell a math word</w:t>
@@ -3981,7 +3988,7 @@
                 <w:rFonts w:ascii="Avenir Next" w:hAnsi="Avenir Next" w:cs="Avenir Next" w:eastAsia="Avenir Next"/>
                 <w:b/>
                 <w:color w:val="1A1A1A"/>
-                <w:sz w:val="18"/>
+                <w:sz w:val="22"/>
                 <w:szCs w:val="18"/>
               </w:rPr>
               <w:t xml:space="preserve">11</w:t>
@@ -3997,7 +4004,7 @@
                 <w:rFonts w:ascii="Avenir Next" w:hAnsi="Avenir Next" w:cs="Avenir Next" w:eastAsia="Avenir Next"/>
                 <w:b/>
                 <w:color w:val="003A70"/>
-                <w:sz w:val="18"/>
+                <w:sz w:val="22"/>
                 <w:szCs w:val="18"/>
               </w:rPr>
               <w:t xml:space="preserve">R</w:t>
@@ -4020,7 +4027,7 @@
                 <w:rFonts w:ascii="Avenir Next" w:hAnsi="Avenir Next" w:cs="Avenir Next" w:eastAsia="Avenir Next"/>
                 <w:b/>
                 <w:color w:val="1A1A1A"/>
-                <w:sz w:val="18"/>
+                <w:sz w:val="22"/>
                 <w:szCs w:val="18"/>
               </w:rPr>
               <w:t xml:space="preserve">54</w:t>
@@ -4036,7 +4043,7 @@
                 <w:rFonts w:ascii="Avenir Next" w:hAnsi="Avenir Next" w:cs="Avenir Next" w:eastAsia="Avenir Next"/>
                 <w:b/>
                 <w:color w:val="003A70"/>
-                <w:sz w:val="18"/>
+                <w:sz w:val="22"/>
                 <w:szCs w:val="18"/>
               </w:rPr>
               <w:t xml:space="preserve">V</w:t>
@@ -4059,7 +4066,7 @@
                 <w:rFonts w:ascii="Avenir Next" w:hAnsi="Avenir Next" w:cs="Avenir Next" w:eastAsia="Avenir Next"/>
                 <w:b/>
                 <w:color w:val="1A1A1A"/>
-                <w:sz w:val="18"/>
+                <w:sz w:val="22"/>
                 <w:szCs w:val="18"/>
               </w:rPr>
               <w:t xml:space="preserve">35</w:t>
@@ -4075,7 +4082,7 @@
                 <w:rFonts w:ascii="Avenir Next" w:hAnsi="Avenir Next" w:cs="Avenir Next" w:eastAsia="Avenir Next"/>
                 <w:b/>
                 <w:color w:val="003A70"/>
-                <w:sz w:val="18"/>
+                <w:sz w:val="22"/>
                 <w:szCs w:val="18"/>
               </w:rPr>
               <w:t xml:space="preserve">Q</w:t>
@@ -4098,7 +4105,7 @@
                 <w:rFonts w:ascii="Avenir Next" w:hAnsi="Avenir Next" w:cs="Avenir Next" w:eastAsia="Avenir Next"/>
                 <w:b/>
                 <w:color w:val="1A1A1A"/>
-                <w:sz w:val="18"/>
+                <w:sz w:val="22"/>
                 <w:szCs w:val="18"/>
               </w:rPr>
               <w:t xml:space="preserve">60</w:t>
@@ -4114,7 +4121,7 @@
                 <w:rFonts w:ascii="Avenir Next" w:hAnsi="Avenir Next" w:cs="Avenir Next" w:eastAsia="Avenir Next"/>
                 <w:b/>
                 <w:color w:val="003A70"/>
-                <w:sz w:val="18"/>
+                <w:sz w:val="22"/>
                 <w:szCs w:val="18"/>
               </w:rPr>
               <w:t xml:space="preserve">R</w:t>
@@ -4137,7 +4144,7 @@
                 <w:rFonts w:ascii="Avenir Next" w:hAnsi="Avenir Next" w:cs="Avenir Next" w:eastAsia="Avenir Next"/>
                 <w:b/>
                 <w:color w:val="1A1A1A"/>
-                <w:sz w:val="18"/>
+                <w:sz w:val="22"/>
                 <w:szCs w:val="18"/>
               </w:rPr>
               <w:t xml:space="preserve">37</w:t>
@@ -4153,7 +4160,7 @@
                 <w:rFonts w:ascii="Avenir Next" w:hAnsi="Avenir Next" w:cs="Avenir Next" w:eastAsia="Avenir Next"/>
                 <w:b/>
                 <w:color w:val="003A70"/>
-                <w:sz w:val="18"/>
+                <w:sz w:val="22"/>
                 <w:szCs w:val="18"/>
               </w:rPr>
               <w:t xml:space="preserve">E</w:t>
@@ -4176,7 +4183,7 @@
                 <w:rFonts w:ascii="Avenir Next" w:hAnsi="Avenir Next" w:cs="Avenir Next" w:eastAsia="Avenir Next"/>
                 <w:b/>
                 <w:color w:val="1A1A1A"/>
-                <w:sz w:val="18"/>
+                <w:sz w:val="22"/>
                 <w:szCs w:val="18"/>
               </w:rPr>
               <w:t xml:space="preserve">925</w:t>
@@ -4192,7 +4199,7 @@
                 <w:rFonts w:ascii="Avenir Next" w:hAnsi="Avenir Next" w:cs="Avenir Next" w:eastAsia="Avenir Next"/>
                 <w:b/>
                 <w:color w:val="003A70"/>
-                <w:sz w:val="18"/>
+                <w:sz w:val="22"/>
                 <w:szCs w:val="18"/>
               </w:rPr>
               <w:t xml:space="preserve">X</w:t>
@@ -4215,7 +4222,7 @@
                 <w:rFonts w:ascii="Avenir Next" w:hAnsi="Avenir Next" w:cs="Avenir Next" w:eastAsia="Avenir Next"/>
                 <w:b/>
                 <w:color w:val="1A1A1A"/>
-                <w:sz w:val="18"/>
+                <w:sz w:val="22"/>
                 <w:szCs w:val="18"/>
               </w:rPr>
               <w:t xml:space="preserve">24</w:t>
@@ -4231,7 +4238,7 @@
                 <w:rFonts w:ascii="Avenir Next" w:hAnsi="Avenir Next" w:cs="Avenir Next" w:eastAsia="Avenir Next"/>
                 <w:b/>
                 <w:color w:val="003A70"/>
-                <w:sz w:val="18"/>
+                <w:sz w:val="22"/>
                 <w:szCs w:val="18"/>
               </w:rPr>
               <w:t xml:space="preserve">E</w:t>
@@ -4254,7 +4261,7 @@
                 <w:rFonts w:ascii="Avenir Next" w:hAnsi="Avenir Next" w:cs="Avenir Next" w:eastAsia="Avenir Next"/>
                 <w:b/>
                 <w:color w:val="1A1A1A"/>
-                <w:sz w:val="18"/>
+                <w:sz w:val="22"/>
                 <w:szCs w:val="18"/>
               </w:rPr>
               <w:t xml:space="preserve">33</w:t>
@@ -4270,7 +4277,7 @@
                 <w:rFonts w:ascii="Avenir Next" w:hAnsi="Avenir Next" w:cs="Avenir Next" w:eastAsia="Avenir Next"/>
                 <w:b/>
                 <w:color w:val="003A70"/>
-                <w:sz w:val="18"/>
+                <w:sz w:val="22"/>
                 <w:szCs w:val="18"/>
               </w:rPr>
               <w:t xml:space="preserve">Z</w:t>
@@ -4293,7 +4300,7 @@
                 <w:rFonts w:ascii="Avenir Next" w:hAnsi="Avenir Next" w:cs="Avenir Next" w:eastAsia="Avenir Next"/>
                 <w:b/>
                 <w:color w:val="1A1A1A"/>
-                <w:sz w:val="18"/>
+                <w:sz w:val="22"/>
                 <w:szCs w:val="18"/>
               </w:rPr>
               <w:t xml:space="preserve">30</w:t>
@@ -4309,7 +4316,7 @@
                 <w:rFonts w:ascii="Avenir Next" w:hAnsi="Avenir Next" w:cs="Avenir Next" w:eastAsia="Avenir Next"/>
                 <w:b/>
                 <w:color w:val="003A70"/>
-                <w:sz w:val="18"/>
+                <w:sz w:val="22"/>
                 <w:szCs w:val="18"/>
               </w:rPr>
               <w:t xml:space="preserve">S</w:t>
@@ -4332,7 +4339,7 @@
                 <w:rFonts w:ascii="Avenir Next" w:hAnsi="Avenir Next" w:cs="Avenir Next" w:eastAsia="Avenir Next"/>
                 <w:b/>
                 <w:color w:val="1A1A1A"/>
-                <w:sz w:val="18"/>
+                <w:sz w:val="22"/>
                 <w:szCs w:val="18"/>
               </w:rPr>
               <w:t xml:space="preserve">34</w:t>
@@ -4348,7 +4355,7 @@
                 <w:rFonts w:ascii="Avenir Next" w:hAnsi="Avenir Next" w:cs="Avenir Next" w:eastAsia="Avenir Next"/>
                 <w:b/>
                 <w:color w:val="003A70"/>
-                <w:sz w:val="18"/>
+                <w:sz w:val="22"/>
                 <w:szCs w:val="18"/>
               </w:rPr>
               <w:t xml:space="preserve">E</w:t>
@@ -4359,7 +4366,7 @@
     </w:tbl>
     <w:p>
       <w:pPr>
-        <w:spacing w:before="0" w:after="0" w:line="60" w:lineRule="auto"/>
+        <w:spacing w:before="0" w:after="0" w:line="50" w:lineRule="exact"/>
       </w:pPr>
     </w:p>
     <w:tbl>
@@ -4548,7 +4555,7 @@
     </w:tbl>
     <w:p>
       <w:pPr>
-        <w:spacing w:before="0" w:after="0" w:line="40" w:lineRule="auto"/>
+        <w:spacing w:before="0" w:after="0" w:line="50" w:lineRule="exact"/>
       </w:pPr>
     </w:p>
     <w:tbl>
@@ -4590,6 +4597,7 @@
           </w:tcPr>
           <w:p>
             <w:pPr>
+              <w:pStyle w:val="Heading2"/>
               <w:spacing w:before="0" w:after="0" w:line="240" w:lineRule="auto"/>
             </w:pPr>
             <w:r>
@@ -4627,7 +4635,7 @@
               <w:rPr>
                 <w:rFonts w:ascii="Avenir Next" w:hAnsi="Avenir Next" w:cs="Avenir Next" w:eastAsia="Avenir Next"/>
                 <w:color w:val="1A1A1A"/>
-                <w:sz w:val="17"/>
+                <w:sz w:val="22"/>
                 <w:szCs w:val="17"/>
               </w:rPr>
               <w:t xml:space="preserve">  I can do this on my own</w:t>
@@ -4656,7 +4664,7 @@
               <w:rPr>
                 <w:rFonts w:ascii="Avenir Next" w:hAnsi="Avenir Next" w:cs="Avenir Next" w:eastAsia="Avenir Next"/>
                 <w:color w:val="1A1A1A"/>
-                <w:sz w:val="17"/>
+                <w:sz w:val="22"/>
                 <w:szCs w:val="17"/>
               </w:rPr>
               <w:t xml:space="preserve">  I need a little help</w:t>
@@ -4685,7 +4693,7 @@
               <w:rPr>
                 <w:rFonts w:ascii="Avenir Next" w:hAnsi="Avenir Next" w:cs="Avenir Next" w:eastAsia="Avenir Next"/>
                 <w:color w:val="1A1A1A"/>
-                <w:sz w:val="17"/>
+                <w:sz w:val="22"/>
                 <w:szCs w:val="17"/>
               </w:rPr>
               <w:t xml:space="preserve">  I have a question about #</w:t>
@@ -4706,7 +4714,7 @@
     </w:tbl>
     <w:p>
       <w:pPr>
-        <w:spacing w:before="0" w:after="0" w:line="20" w:lineRule="exact"/>
+        <w:spacing w:before="0" w:after="0" w:line="50" w:lineRule="exact"/>
       </w:pPr>
     </w:p>
     <w:sectPr>
@@ -4792,7 +4800,106 @@
               <w:sz w:val="15"/>
               <w:szCs w:val="15"/>
             </w:rPr>
-            <w:t xml:space="preserve">Lesson 9-4  ·  Session 2  ·  Practice Form B</w:t>
+            <w:t xml:space="preserve">9-4 · Page </w:t>
+          </w:r>
+          <w:r>
+            <w:rPr>
+              <w:rFonts w:ascii="Avenir Next" w:hAnsi="Avenir Next" w:cs="Avenir Next" w:eastAsia="Avenir Next"/>
+              <w:color w:val="5A5F66"/>
+              <w:sz w:val="15"/>
+              <w:szCs w:val="15"/>
+            </w:rPr>
+            <w:fldChar w:fldCharType="begin"/>
+          </w:r>
+          <w:r>
+            <w:rPr>
+              <w:rFonts w:ascii="Avenir Next" w:hAnsi="Avenir Next" w:cs="Avenir Next" w:eastAsia="Avenir Next"/>
+              <w:color w:val="5A5F66"/>
+              <w:sz w:val="15"/>
+              <w:szCs w:val="15"/>
+            </w:rPr>
+            <w:instrText xml:space="preserve"> PAGE </w:instrText>
+          </w:r>
+          <w:r>
+            <w:rPr>
+              <w:rFonts w:ascii="Avenir Next" w:hAnsi="Avenir Next" w:cs="Avenir Next" w:eastAsia="Avenir Next"/>
+              <w:color w:val="5A5F66"/>
+              <w:sz w:val="15"/>
+              <w:szCs w:val="15"/>
+            </w:rPr>
+            <w:fldChar w:fldCharType="separate"/>
+          </w:r>
+          <w:r>
+            <w:rPr>
+              <w:rFonts w:ascii="Avenir Next" w:hAnsi="Avenir Next" w:cs="Avenir Next" w:eastAsia="Avenir Next"/>
+              <w:color w:val="5A5F66"/>
+              <w:sz w:val="15"/>
+              <w:szCs w:val="15"/>
+            </w:rPr>
+            <w:t xml:space="preserve">1</w:t>
+          </w:r>
+          <w:r>
+            <w:rPr>
+              <w:rFonts w:ascii="Avenir Next" w:hAnsi="Avenir Next" w:cs="Avenir Next" w:eastAsia="Avenir Next"/>
+              <w:color w:val="5A5F66"/>
+              <w:sz w:val="15"/>
+              <w:szCs w:val="15"/>
+            </w:rPr>
+            <w:fldChar w:fldCharType="end"/>
+          </w:r>
+          <w:r>
+            <w:rPr>
+              <w:rFonts w:ascii="Avenir Next" w:hAnsi="Avenir Next" w:cs="Avenir Next" w:eastAsia="Avenir Next"/>
+              <w:color w:val="5A5F66"/>
+              <w:sz w:val="15"/>
+              <w:szCs w:val="15"/>
+            </w:rPr>
+            <w:t xml:space="preserve"> of </w:t>
+          </w:r>
+          <w:r>
+            <w:rPr>
+              <w:rFonts w:ascii="Avenir Next" w:hAnsi="Avenir Next" w:cs="Avenir Next" w:eastAsia="Avenir Next"/>
+              <w:color w:val="5A5F66"/>
+              <w:sz w:val="15"/>
+              <w:szCs w:val="15"/>
+            </w:rPr>
+            <w:fldChar w:fldCharType="begin"/>
+          </w:r>
+          <w:r>
+            <w:rPr>
+              <w:rFonts w:ascii="Avenir Next" w:hAnsi="Avenir Next" w:cs="Avenir Next" w:eastAsia="Avenir Next"/>
+              <w:color w:val="5A5F66"/>
+              <w:sz w:val="15"/>
+              <w:szCs w:val="15"/>
+            </w:rPr>
+            <w:instrText xml:space="preserve"> NUMPAGES </w:instrText>
+          </w:r>
+          <w:r>
+            <w:rPr>
+              <w:rFonts w:ascii="Avenir Next" w:hAnsi="Avenir Next" w:cs="Avenir Next" w:eastAsia="Avenir Next"/>
+              <w:color w:val="5A5F66"/>
+              <w:sz w:val="15"/>
+              <w:szCs w:val="15"/>
+            </w:rPr>
+            <w:fldChar w:fldCharType="separate"/>
+          </w:r>
+          <w:r>
+            <w:rPr>
+              <w:rFonts w:ascii="Avenir Next" w:hAnsi="Avenir Next" w:cs="Avenir Next" w:eastAsia="Avenir Next"/>
+              <w:color w:val="5A5F66"/>
+              <w:sz w:val="15"/>
+              <w:szCs w:val="15"/>
+            </w:rPr>
+            <w:t xml:space="preserve">1</w:t>
+          </w:r>
+          <w:r>
+            <w:rPr>
+              <w:rFonts w:ascii="Avenir Next" w:hAnsi="Avenir Next" w:cs="Avenir Next" w:eastAsia="Avenir Next"/>
+              <w:color w:val="5A5F66"/>
+              <w:sz w:val="15"/>
+              <w:szCs w:val="15"/>
+            </w:rPr>
+            <w:fldChar w:fldCharType="end"/>
           </w:r>
         </w:p>
       </w:tc>
@@ -4835,5 +4942,23 @@
       </w:tblCellMar>
     </w:tblPr>
   </w:style>
+  <w:style w:type="paragraph" w:styleId="Heading1">
+    <w:name w:val="heading 1"/>
+    <w:basedOn w:val="Normal"/>
+    <w:pPr>
+      <w:outlineLvl w:val="0"/>
+      <w:keepNext w:val="0"/>
+      <w:keepLines w:val="0"/>
+    </w:pPr>
+  </w:style>
+  <w:style w:type="paragraph" w:styleId="Heading2">
+    <w:name w:val="heading 2"/>
+    <w:basedOn w:val="Normal"/>
+    <w:pPr>
+      <w:outlineLvl w:val="1"/>
+      <w:keepNext w:val="0"/>
+      <w:keepLines w:val="0"/>
+    </w:pPr>
+  </w:style>
 </w:styles>
 </file>